--- a/frontend/templates/Revision-Unit-7-Group-216-paper.docx
+++ b/frontend/templates/Revision-Unit-7-Group-216-paper.docx
@@ -4,22 +4,20 @@
   <w:body>
     <w:p>
       <w:pPr>
-        <w:pStyle w:val="Heading1"/>
+        <w:pStyle w:val="Title"/>
       </w:pPr>
       <w:r>
-        <w:t>Revision Test · Evolve 5 · Unit 7</w:t>
+        <w:t>RT1 · Evolve 5 · Unit 7</w:t>
       </w:r>
     </w:p>
     <w:p>
       <w:r>
-        <w:t>Group: 216    Name: ___________________________________________</w:t>
-        <w:br/>
-        <w:t>Date: ____________________</w:t>
+        <w:t>Group 216 · Test Version A</w:t>
       </w:r>
     </w:p>
     <w:p>
       <w:r>
-        <w:t>Complete the short tasks and write an essay of about 250 words. Write your own answers. Your teacher will tell you when to move on to speaking. The individual oral answer has no preparation; the dialogue has one minute preparation.</w:t>
+        <w:t>For questions 1–20, choose ONE best answer and shade A, B, C, D or E on the separate ZipGrade answer sheet. Do not write MCQ answers on this question paper. Check the question numbers carefully. Fill in your name and group (Period). Select Version A if using that field. Write the essay on the separate double-sided essay sheet. Record your research participation choice on that sheet.</w:t>
       </w:r>
     </w:p>
     <w:p>
@@ -27,195 +25,381 @@
         <w:pStyle w:val="Heading1"/>
       </w:pPr>
       <w:r>
-        <w:t>Optional research participation</w:t>
+        <w:t>Vocabulary and collocations · 1–8</w:t>
       </w:r>
     </w:p>
     <w:p>
       <w:r>
-        <w:t>This test is also part of a study of vocabulary learning. If you agree, your answers, scores and essay may be analysed for research. Your name is retained for your teacher’s assessment; research reporting should not identify you. Participation is voluntary. Declining does not affect your grade or your access to the test. You can ask your teacher to withdraw your research data before anonymisation. Some participants receive a short reading preview. No electronic response times are collected in this paper version.</w:t>
+        <w:t>1. Choose the expression that best fits the meaning and usage in this context.</w:t>
+        <w:br/>
+        <w:t>A promotion doubled Nina’s salary, but she still felt that her work achieved nothing useful. Volunteering at a literacy centre finally gave her a sense of ___.</w:t>
+      </w:r>
+    </w:p>
+    <w:p>
+      <w:pPr>
+        <w:spacing w:after="20"/>
+      </w:pPr>
+      <w:r>
+        <w:t>A. prosperity</w:t>
+      </w:r>
+    </w:p>
+    <w:p>
+      <w:pPr>
+        <w:spacing w:after="20"/>
+      </w:pPr>
+      <w:r>
+        <w:t>B. recognition</w:t>
+      </w:r>
+    </w:p>
+    <w:p>
+      <w:pPr>
+        <w:spacing w:after="20"/>
+      </w:pPr>
+      <w:r>
+        <w:t>C. security</w:t>
+      </w:r>
+    </w:p>
+    <w:p>
+      <w:pPr>
+        <w:spacing w:after="20"/>
+      </w:pPr>
+      <w:r>
+        <w:t>D. ambition</w:t>
+      </w:r>
+    </w:p>
+    <w:p>
+      <w:pPr>
+        <w:spacing w:after="20"/>
+      </w:pPr>
+      <w:r>
+        <w:t>E. fulfilment</w:t>
       </w:r>
     </w:p>
     <w:p>
       <w:r>
-        <w:t>Choose one option (neither is selected in advance):</w:t>
+        <w:t>2. Choose the expression that best fits the meaning and usage in this context.</w:t>
         <w:br/>
-        <w:t>☐ I agree to participate in the research.</w:t>
-        <w:br/>
-        <w:t>☐ I want to take the test without participating in the research.</w:t>
+        <w:t>Most people find emergency medicine exhausting, but Sam cannot imagine doing anything else. He sees it as his ___, rather than just a way to earn money.</w:t>
+      </w:r>
+    </w:p>
+    <w:p>
+      <w:pPr>
+        <w:spacing w:after="20"/>
+      </w:pPr>
+      <w:r>
+        <w:t>A. qualification</w:t>
+      </w:r>
+    </w:p>
+    <w:p>
+      <w:pPr>
+        <w:spacing w:after="20"/>
+      </w:pPr>
+      <w:r>
+        <w:t>B. achievement</w:t>
+      </w:r>
+    </w:p>
+    <w:p>
+      <w:pPr>
+        <w:spacing w:after="20"/>
+      </w:pPr>
+      <w:r>
+        <w:t>C. reputation</w:t>
+      </w:r>
+    </w:p>
+    <w:p>
+      <w:pPr>
+        <w:spacing w:after="20"/>
+      </w:pPr>
+      <w:r>
+        <w:t>D. calling</w:t>
+      </w:r>
+    </w:p>
+    <w:p>
+      <w:pPr>
+        <w:spacing w:after="20"/>
+      </w:pPr>
+      <w:r>
+        <w:t>E. promotion</w:t>
       </w:r>
     </w:p>
     <w:p>
       <w:r>
-        <w:t>Signature (optional): ______________________________</w:t>
+        <w:t>3. Choose the expression that best fits the meaning and usage in this context.</w:t>
+        <w:br/>
+        <w:t>Alex enjoys his colleagues’ company, but his natural ___ is to work independently. He usually chooses tasks he can complete alone.</w:t>
       </w:r>
     </w:p>
     <w:p>
       <w:pPr>
-        <w:pStyle w:val="Heading1"/>
+        <w:spacing w:after="20"/>
       </w:pPr>
       <w:r>
-        <w:t>Vocabulary</w:t>
+        <w:t>A. ability</w:t>
+      </w:r>
+    </w:p>
+    <w:p>
+      <w:pPr>
+        <w:spacing w:after="20"/>
+      </w:pPr>
+      <w:r>
+        <w:t>B. inclination</w:t>
+      </w:r>
+    </w:p>
+    <w:p>
+      <w:pPr>
+        <w:spacing w:after="20"/>
+      </w:pPr>
+      <w:r>
+        <w:t>C. qualification</w:t>
+      </w:r>
+    </w:p>
+    <w:p>
+      <w:pPr>
+        <w:spacing w:after="20"/>
+      </w:pPr>
+      <w:r>
+        <w:t>D. opportunity</w:t>
+      </w:r>
+    </w:p>
+    <w:p>
+      <w:pPr>
+        <w:spacing w:after="20"/>
+      </w:pPr>
+      <w:r>
+        <w:t>E. obligation</w:t>
       </w:r>
     </w:p>
     <w:p>
       <w:r>
-        <w:t>Complete each gap with the appropriate word or phrase. Where choices are given, select one answer.</w:t>
+        <w:t>4. Which sentence uses conundrum accurately?</w:t>
+      </w:r>
+    </w:p>
+    <w:p>
+      <w:pPr>
+        <w:spacing w:after="20"/>
+      </w:pPr>
+      <w:r>
+        <w:t>A. The team hired a conundrum to supervise the delivery.</w:t>
+      </w:r>
+    </w:p>
+    <w:p>
+      <w:pPr>
+        <w:spacing w:after="20"/>
+      </w:pPr>
+      <w:r>
+        <w:t>B. The cheaper supplier offered a conundrum on the price.</w:t>
+      </w:r>
+    </w:p>
+    <w:p>
+      <w:pPr>
+        <w:spacing w:after="20"/>
+      </w:pPr>
+      <w:r>
+        <w:t>C. The manager congratulated the team with a conundrum.</w:t>
+      </w:r>
+    </w:p>
+    <w:p>
+      <w:pPr>
+        <w:spacing w:after="20"/>
+      </w:pPr>
+      <w:r>
+        <w:t>D. The supplier delivered early, so the team received a conundrum.</w:t>
+      </w:r>
+    </w:p>
+    <w:p>
+      <w:pPr>
+        <w:spacing w:after="20"/>
+      </w:pPr>
+      <w:r>
+        <w:t>E. Both suppliers have serious drawbacks, and the team faces a conundrum.</w:t>
       </w:r>
     </w:p>
     <w:p>
       <w:r>
-        <w:t>1. The deep satisfaction of doing meaningful work is called ___.</w:t>
+        <w:t>5. Choose the expression that best fits the meaning and usage in this context.</w:t>
+        <w:br/>
+        <w:t>Before accepting the role, I spent two days ___ an experienced colleague: I followed her through meetings and watched how she dealt with customers.</w:t>
       </w:r>
     </w:p>
     <w:p>
       <w:pPr>
-        <w:spacing w:after="80"/>
+        <w:spacing w:after="20"/>
       </w:pPr>
       <w:r>
-        <w:t>Answer: ______________________________________________________________</w:t>
+        <w:t>A. shadowing</w:t>
+      </w:r>
+    </w:p>
+    <w:p>
+      <w:pPr>
+        <w:spacing w:after="20"/>
+      </w:pPr>
+      <w:r>
+        <w:t>B. recruiting</w:t>
+      </w:r>
+    </w:p>
+    <w:p>
+      <w:pPr>
+        <w:spacing w:after="20"/>
+      </w:pPr>
+      <w:r>
+        <w:t>C. mentoring</w:t>
+      </w:r>
+    </w:p>
+    <w:p>
+      <w:pPr>
+        <w:spacing w:after="20"/>
+      </w:pPr>
+      <w:r>
+        <w:t>D. supervising</w:t>
+      </w:r>
+    </w:p>
+    <w:p>
+      <w:pPr>
+        <w:spacing w:after="20"/>
+      </w:pPr>
+      <w:r>
+        <w:t>E. replacing</w:t>
       </w:r>
     </w:p>
     <w:p>
       <w:r>
-        <w:t>2. A profession you feel strongly drawn to is your ___.</w:t>
+        <w:t>6. Choose the expression that best fits the meaning and usage in this context.</w:t>
+        <w:br/>
+        <w:t>When the café lost its main supplier, its owner quickly found a new one and turned the crisis into a business opportunity. That showed her ___ skills.</w:t>
       </w:r>
     </w:p>
     <w:p>
       <w:pPr>
-        <w:spacing w:after="80"/>
+        <w:spacing w:after="20"/>
       </w:pPr>
       <w:r>
-        <w:t>Answer: ______________________________________________________________</w:t>
+        <w:t>A. analytical</w:t>
+      </w:r>
+    </w:p>
+    <w:p>
+      <w:pPr>
+        <w:spacing w:after="20"/>
+      </w:pPr>
+      <w:r>
+        <w:t>B. technical</w:t>
+      </w:r>
+    </w:p>
+    <w:p>
+      <w:pPr>
+        <w:spacing w:after="20"/>
+      </w:pPr>
+      <w:r>
+        <w:t>C. interpersonal</w:t>
+      </w:r>
+    </w:p>
+    <w:p>
+      <w:pPr>
+        <w:spacing w:after="20"/>
+      </w:pPr>
+      <w:r>
+        <w:t>D. administrative</w:t>
+      </w:r>
+    </w:p>
+    <w:p>
+      <w:pPr>
+        <w:spacing w:after="20"/>
+      </w:pPr>
+      <w:r>
+        <w:t>E. entrepreneurial</w:t>
       </w:r>
     </w:p>
     <w:p>
       <w:r>
-        <w:t>3. A natural tendency or preference is an ___.</w:t>
+        <w:t>7. Choose the expression that best fits the meaning and usage in this context.</w:t>
+        <w:br/>
+        <w:t>Since joining the mentoring scheme, Dan has started taking his studies seriously. His mentor has clearly been a good ___ on him.</w:t>
       </w:r>
     </w:p>
     <w:p>
       <w:pPr>
-        <w:spacing w:after="80"/>
+        <w:spacing w:after="20"/>
       </w:pPr>
       <w:r>
-        <w:t>Answer: ______________________________________________________________</w:t>
+        <w:t>A. incentive</w:t>
+      </w:r>
+    </w:p>
+    <w:p>
+      <w:pPr>
+        <w:spacing w:after="20"/>
+      </w:pPr>
+      <w:r>
+        <w:t>B. impression</w:t>
+      </w:r>
+    </w:p>
+    <w:p>
+      <w:pPr>
+        <w:spacing w:after="20"/>
+      </w:pPr>
+      <w:r>
+        <w:t>C. example</w:t>
+      </w:r>
+    </w:p>
+    <w:p>
+      <w:pPr>
+        <w:spacing w:after="20"/>
+      </w:pPr>
+      <w:r>
+        <w:t>D. motivation</w:t>
+      </w:r>
+    </w:p>
+    <w:p>
+      <w:pPr>
+        <w:spacing w:after="20"/>
+      </w:pPr>
+      <w:r>
+        <w:t>E. influence</w:t>
       </w:r>
     </w:p>
     <w:p>
       <w:r>
-        <w:t>4. A difficult problem or puzzle is a ___.</w:t>
+        <w:t>8. Choose the expression that best fits the meaning and usage in this context.</w:t>
+        <w:br/>
+        <w:t>The new ramp is inexpensive, but it allows wheelchair users to enter independently. Even a small change can make a real ___.</w:t>
       </w:r>
     </w:p>
     <w:p>
       <w:pPr>
-        <w:spacing w:after="80"/>
+        <w:spacing w:after="20"/>
       </w:pPr>
       <w:r>
-        <w:t>Answer: ______________________________________________________________</w:t>
+        <w:t>A. distinction</w:t>
       </w:r>
     </w:p>
     <w:p>
+      <w:pPr>
+        <w:spacing w:after="20"/>
+      </w:pPr>
       <w:r>
-        <w:t>5. Following an experienced worker to learn their job is called ___.</w:t>
+        <w:t>B. difference</w:t>
       </w:r>
     </w:p>
     <w:p>
       <w:pPr>
-        <w:spacing w:after="80"/>
+        <w:spacing w:after="20"/>
       </w:pPr>
       <w:r>
-        <w:t>Answer: ______________________________________________________________</w:t>
+        <w:t>C. impression</w:t>
       </w:r>
     </w:p>
     <w:p>
+      <w:pPr>
+        <w:spacing w:after="20"/>
+      </w:pPr>
       <w:r>
-        <w:t>6. Skills associated with starting and running a business are ___ skills.</w:t>
+        <w:t>D. exception</w:t>
       </w:r>
     </w:p>
     <w:p>
       <w:pPr>
-        <w:spacing w:after="80"/>
+        <w:spacing w:after="20"/>
       </w:pPr>
       <w:r>
-        <w:t>Answer: ______________________________________________________________</w:t>
-      </w:r>
-    </w:p>
-    <w:p>
-      <w:r>
-        <w:t>7. Someone who buys things without thinking is an ___ shopper.</w:t>
-      </w:r>
-    </w:p>
-    <w:p>
-      <w:pPr>
-        <w:spacing w:after="80"/>
-      </w:pPr>
-      <w:r>
-        <w:t>Answer: ______________________________________________________________</w:t>
-      </w:r>
-    </w:p>
-    <w:p>
-      <w:r>
-        <w:t>8. A shortage of something is called ___.</w:t>
-      </w:r>
-    </w:p>
-    <w:p>
-      <w:pPr>
-        <w:spacing w:after="80"/>
-      </w:pPr>
-      <w:r>
-        <w:t>Answer: ______________________________________________________________</w:t>
-      </w:r>
-    </w:p>
-    <w:p>
-      <w:r>
-        <w:t>9. A small encouragement towards a decision is a ___.</w:t>
-      </w:r>
-    </w:p>
-    <w:p>
-      <w:pPr>
-        <w:spacing w:after="80"/>
-      </w:pPr>
-      <w:r>
-        <w:t>Answer: ______________________________________________________________</w:t>
-      </w:r>
-    </w:p>
-    <w:p>
-      <w:r>
-        <w:t>10. Something that does not attract unwanted attention is ___.</w:t>
-      </w:r>
-    </w:p>
-    <w:p>
-      <w:pPr>
-        <w:spacing w:after="80"/>
-      </w:pPr>
-      <w:r>
-        <w:t>Answer: ______________________________________________________________</w:t>
-      </w:r>
-    </w:p>
-    <w:p>
-      <w:r>
-        <w:t>11. A standard used to judge success is a ___.</w:t>
-      </w:r>
-    </w:p>
-    <w:p>
-      <w:pPr>
-        <w:spacing w:after="80"/>
-      </w:pPr>
-      <w:r>
-        <w:t>Answer: ______________________________________________________________</w:t>
-      </w:r>
-    </w:p>
-    <w:p>
-      <w:r>
-        <w:t>12. A strong ambition for the future is an ___.</w:t>
-      </w:r>
-    </w:p>
-    <w:p>
-      <w:pPr>
-        <w:spacing w:after="80"/>
-      </w:pPr>
-      <w:r>
-        <w:t>Answer: ______________________________________________________________</w:t>
+        <w:t>E. contrast</w:t>
       </w:r>
     </w:p>
     <w:p>
@@ -228,233 +412,367 @@
         <w:pStyle w:val="Heading1"/>
       </w:pPr>
       <w:r>
-        <w:t>Collocations</w:t>
+        <w:t>Grammar · 9–16</w:t>
       </w:r>
     </w:p>
     <w:p>
       <w:r>
-        <w:t>Complete each gap with the appropriate word or phrase. Where choices are given, select one answer.</w:t>
+        <w:t>9. Choose the form that completes the sentence: She put off ___ the expensive course until she had compared the alternatives.</w:t>
+      </w:r>
+    </w:p>
+    <w:p>
+      <w:pPr>
+        <w:spacing w:after="20"/>
+      </w:pPr>
+      <w:r>
+        <w:t>A. enrolling on</w:t>
+      </w:r>
+    </w:p>
+    <w:p>
+      <w:pPr>
+        <w:spacing w:after="20"/>
+      </w:pPr>
+      <w:r>
+        <w:t>B. enrol on</w:t>
+      </w:r>
+    </w:p>
+    <w:p>
+      <w:pPr>
+        <w:spacing w:after="20"/>
+      </w:pPr>
+      <w:r>
+        <w:t>C. to enrolling on</w:t>
+      </w:r>
+    </w:p>
+    <w:p>
+      <w:pPr>
+        <w:spacing w:after="20"/>
+      </w:pPr>
+      <w:r>
+        <w:t>D. to enrol on</w:t>
+      </w:r>
+    </w:p>
+    <w:p>
+      <w:pPr>
+        <w:spacing w:after="20"/>
+      </w:pPr>
+      <w:r>
+        <w:t>E. having enrol on</w:t>
       </w:r>
     </w:p>
     <w:p>
       <w:r>
-        <w:t>13. She is a good ___ on her younger brother.</w:t>
+        <w:t>10. Choose the form that completes the sentence: We cannot afford ___ a decision that ignores the long-term costs.</w:t>
       </w:r>
     </w:p>
     <w:p>
       <w:pPr>
-        <w:spacing w:after="80"/>
+        <w:spacing w:after="20"/>
       </w:pPr>
       <w:r>
-        <w:t>Answer: ______________________________________________________________</w:t>
+        <w:t>A. make</w:t>
+      </w:r>
+    </w:p>
+    <w:p>
+      <w:pPr>
+        <w:spacing w:after="20"/>
+      </w:pPr>
+      <w:r>
+        <w:t>B. to making</w:t>
+      </w:r>
+    </w:p>
+    <w:p>
+      <w:pPr>
+        <w:spacing w:after="20"/>
+      </w:pPr>
+      <w:r>
+        <w:t>C. to make</w:t>
+      </w:r>
+    </w:p>
+    <w:p>
+      <w:pPr>
+        <w:spacing w:after="20"/>
+      </w:pPr>
+      <w:r>
+        <w:t>D. having make</w:t>
+      </w:r>
+    </w:p>
+    <w:p>
+      <w:pPr>
+        <w:spacing w:after="20"/>
+      </w:pPr>
+      <w:r>
+        <w:t>E. making</w:t>
       </w:r>
     </w:p>
     <w:p>
       <w:r>
-        <w:t>14. Even a small donation can make a ___.</w:t>
+        <w:t>11. Choose the correct completion: She was the first applicant ___ a workable solution.</w:t>
       </w:r>
     </w:p>
     <w:p>
       <w:pPr>
-        <w:spacing w:after="80"/>
+        <w:spacing w:after="20"/>
       </w:pPr>
       <w:r>
-        <w:t>Answer: ______________________________________________________________</w:t>
+        <w:t>A. to proposing</w:t>
+      </w:r>
+    </w:p>
+    <w:p>
+      <w:pPr>
+        <w:spacing w:after="20"/>
+      </w:pPr>
+      <w:r>
+        <w:t>B. to propose</w:t>
+      </w:r>
+    </w:p>
+    <w:p>
+      <w:pPr>
+        <w:spacing w:after="20"/>
+      </w:pPr>
+      <w:r>
+        <w:t>C. propose</w:t>
+      </w:r>
+    </w:p>
+    <w:p>
+      <w:pPr>
+        <w:spacing w:after="20"/>
+      </w:pPr>
+      <w:r>
+        <w:t>D. having propose</w:t>
+      </w:r>
+    </w:p>
+    <w:p>
+      <w:pPr>
+        <w:spacing w:after="20"/>
+      </w:pPr>
+      <w:r>
+        <w:t>E. proposing</w:t>
       </w:r>
     </w:p>
     <w:p>
       <w:r>
-        <w:t>15. I take ___ in helping others.</w:t>
+        <w:t>12. He remembered locking the office before leaving. What does this mean?</w:t>
       </w:r>
     </w:p>
     <w:p>
       <w:pPr>
-        <w:spacing w:after="80"/>
+        <w:spacing w:after="20"/>
       </w:pPr>
       <w:r>
-        <w:t>Answer: ______________________________________________________________</w:t>
+        <w:t>A. He reminded himself to lock the office later.</w:t>
+      </w:r>
+    </w:p>
+    <w:p>
+      <w:pPr>
+        <w:spacing w:after="20"/>
+      </w:pPr>
+      <w:r>
+        <w:t>B. He stopped locking the office regularly.</w:t>
+      </w:r>
+    </w:p>
+    <w:p>
+      <w:pPr>
+        <w:spacing w:after="20"/>
+      </w:pPr>
+      <w:r>
+        <w:t>C. He arranged for another person to lock it.</w:t>
+      </w:r>
+    </w:p>
+    <w:p>
+      <w:pPr>
+        <w:spacing w:after="20"/>
+      </w:pPr>
+      <w:r>
+        <w:t>D. He recalled an action that had already happened.</w:t>
+      </w:r>
+    </w:p>
+    <w:p>
+      <w:pPr>
+        <w:spacing w:after="20"/>
+      </w:pPr>
+      <w:r>
+        <w:t>E. He forgot to lock the office.</w:t>
       </w:r>
     </w:p>
     <w:p>
       <w:r>
-        <w:t>16. I bought it on a ___, without planning to.</w:t>
+        <w:t>13. Choose the correct completion: If I ___ a more reliable income now, I would be less anxious about changing careers.</w:t>
       </w:r>
     </w:p>
     <w:p>
       <w:pPr>
-        <w:spacing w:after="80"/>
+        <w:spacing w:after="20"/>
       </w:pPr>
       <w:r>
-        <w:t>Answer: ______________________________________________________________</w:t>
+        <w:t>A. would have</w:t>
+      </w:r>
+    </w:p>
+    <w:p>
+      <w:pPr>
+        <w:spacing w:after="20"/>
+      </w:pPr>
+      <w:r>
+        <w:t>B. have</w:t>
+      </w:r>
+    </w:p>
+    <w:p>
+      <w:pPr>
+        <w:spacing w:after="20"/>
+      </w:pPr>
+      <w:r>
+        <w:t>C. had</w:t>
+      </w:r>
+    </w:p>
+    <w:p>
+      <w:pPr>
+        <w:spacing w:after="20"/>
+      </w:pPr>
+      <w:r>
+        <w:t>D. had had</w:t>
+      </w:r>
+    </w:p>
+    <w:p>
+      <w:pPr>
+        <w:spacing w:after="20"/>
+      </w:pPr>
+      <w:r>
+        <w:t>E. will have</w:t>
       </w:r>
     </w:p>
     <w:p>
       <w:r>
-        <w:t>17. They offered a discount to sweeten the ___.</w:t>
+        <w:t>14. Choose the correct completion: If she had read the reviews, she ___ the unsuitable product last week.</w:t>
       </w:r>
     </w:p>
     <w:p>
       <w:pPr>
-        <w:spacing w:after="80"/>
+        <w:spacing w:after="20"/>
       </w:pPr>
       <w:r>
-        <w:t>Answer: ______________________________________________________________</w:t>
+        <w:t>A. will not have bought</w:t>
+      </w:r>
+    </w:p>
+    <w:p>
+      <w:pPr>
+        <w:spacing w:after="20"/>
+      </w:pPr>
+      <w:r>
+        <w:t>B. would not buy</w:t>
+      </w:r>
+    </w:p>
+    <w:p>
+      <w:pPr>
+        <w:spacing w:after="20"/>
+      </w:pPr>
+      <w:r>
+        <w:t>C. did not buy</w:t>
+      </w:r>
+    </w:p>
+    <w:p>
+      <w:pPr>
+        <w:spacing w:after="20"/>
+      </w:pPr>
+      <w:r>
+        <w:t>D. would not have bought</w:t>
+      </w:r>
+    </w:p>
+    <w:p>
+      <w:pPr>
+        <w:spacing w:after="20"/>
+      </w:pPr>
+      <w:r>
+        <w:t>E. had not bought</w:t>
       </w:r>
     </w:p>
     <w:p>
       <w:r>
-        <w:t>18. One policy change can have ___ effects across society.</w:t>
+        <w:t>15. Choose the sentence in which will after if expresses willingness rather than a predicted future event.</w:t>
       </w:r>
     </w:p>
     <w:p>
       <w:pPr>
-        <w:spacing w:after="80"/>
+        <w:spacing w:after="20"/>
       </w:pPr>
       <w:r>
-        <w:t>Answer: ______________________________________________________________</w:t>
+        <w:t>A. If the price will fall tomorrow, I will buy it.</w:t>
       </w:r>
     </w:p>
     <w:p>
       <w:pPr>
-        <w:pStyle w:val="Heading1"/>
+        <w:spacing w:after="20"/>
       </w:pPr>
       <w:r>
-        <w:t>Grammar</w:t>
+        <w:t>B. If the delivery will arrive late, I will complain.</w:t>
+      </w:r>
+    </w:p>
+    <w:p>
+      <w:pPr>
+        <w:spacing w:after="20"/>
+      </w:pPr>
+      <w:r>
+        <w:t>C. If it will rain tonight, we will cancel.</w:t>
+      </w:r>
+    </w:p>
+    <w:p>
+      <w:pPr>
+        <w:spacing w:after="20"/>
+      </w:pPr>
+      <w:r>
+        <w:t>D. If you will wait here, I will speak to the manager.</w:t>
+      </w:r>
+    </w:p>
+    <w:p>
+      <w:pPr>
+        <w:spacing w:after="20"/>
+      </w:pPr>
+      <w:r>
+        <w:t>E. If the shop will close at six, I will go earlier.</w:t>
       </w:r>
     </w:p>
     <w:p>
       <w:r>
-        <w:t>Complete each gap with the appropriate word or phrase. Where choices are given, select one answer.</w:t>
+        <w:t>16. Choose the correct completion: She accepted ___ offer because it was ___ only one that included training.</w:t>
       </w:r>
     </w:p>
     <w:p>
+      <w:pPr>
+        <w:spacing w:after="20"/>
+      </w:pPr>
       <w:r>
-        <w:t>19. She avoided ___ (buy) unnecessary things.</w:t>
+        <w:t>A. an / an</w:t>
       </w:r>
     </w:p>
     <w:p>
       <w:pPr>
-        <w:spacing w:after="80"/>
+        <w:spacing w:after="20"/>
       </w:pPr>
       <w:r>
-        <w:t>Answer: ______________________________________________________________</w:t>
+        <w:t>B. a / the</w:t>
       </w:r>
     </w:p>
     <w:p>
+      <w:pPr>
+        <w:spacing w:after="20"/>
+      </w:pPr>
       <w:r>
-        <w:t>20. They decided ___ (leave) early.</w:t>
+        <w:t>C. an / the</w:t>
       </w:r>
     </w:p>
     <w:p>
       <w:pPr>
-        <w:spacing w:after="80"/>
+        <w:spacing w:after="20"/>
       </w:pPr>
       <w:r>
-        <w:t>Answer: ______________________________________________________________</w:t>
+        <w:t>D. the / an</w:t>
       </w:r>
     </w:p>
     <w:p>
+      <w:pPr>
+        <w:spacing w:after="20"/>
+      </w:pPr>
       <w:r>
-        <w:t>21. He is interested in ___ (work) abroad.</w:t>
-      </w:r>
-    </w:p>
-    <w:p>
-      <w:pPr>
-        <w:spacing w:after="80"/>
-      </w:pPr>
-      <w:r>
-        <w:t>Answer: ______________________________________________________________</w:t>
-      </w:r>
-    </w:p>
-    <w:p>
-      <w:r>
-        <w:t>22. It is difficult ___ (choose) a career.</w:t>
-      </w:r>
-    </w:p>
-    <w:p>
-      <w:pPr>
-        <w:spacing w:after="80"/>
-      </w:pPr>
-      <w:r>
-        <w:t>Answer: ______________________________________________________________</w:t>
-      </w:r>
-    </w:p>
-    <w:p>
-      <w:r>
-        <w:t>23. If I ___ (have) more time now, I would volunteer.</w:t>
-      </w:r>
-    </w:p>
-    <w:p>
-      <w:pPr>
-        <w:spacing w:after="80"/>
-      </w:pPr>
-      <w:r>
-        <w:t>Answer: ______________________________________________________________</w:t>
-      </w:r>
-    </w:p>
-    <w:p>
-      <w:r>
-        <w:t>24. If she had checked the reviews, she ___ (not / buy) it.</w:t>
-      </w:r>
-    </w:p>
-    <w:p>
-      <w:pPr>
-        <w:spacing w:after="80"/>
-      </w:pPr>
-      <w:r>
-        <w:t>Answer: ______________________________________________________________</w:t>
-      </w:r>
-    </w:p>
-    <w:p>
-      <w:r>
-        <w:t>25. If you ___ (wait; willingness) here, I will ask the manager to help.</w:t>
-      </w:r>
-    </w:p>
-    <w:p>
-      <w:pPr>
-        <w:spacing w:after="80"/>
-      </w:pPr>
-      <w:r>
-        <w:t>Answer: ______________________________________________________________</w:t>
-      </w:r>
-    </w:p>
-    <w:p>
-      <w:r>
-        <w:t>26. She bought ___ umbrella.</w:t>
-      </w:r>
-    </w:p>
-    <w:p>
-      <w:pPr>
-        <w:spacing w:after="80"/>
-      </w:pPr>
-      <w:r>
-        <w:t>Answer: ______________________________________________________________</w:t>
-      </w:r>
-    </w:p>
-    <w:p>
-      <w:r>
-        <w:t>27. This is ___ first time I have visited London.</w:t>
-      </w:r>
-    </w:p>
-    <w:p>
-      <w:pPr>
-        <w:spacing w:after="80"/>
-      </w:pPr>
-      <w:r>
-        <w:t>Answer: ______________________________________________________________</w:t>
-      </w:r>
-    </w:p>
-    <w:p>
-      <w:r>
-        <w:t>28. He works as ___ engineer.</w:t>
-      </w:r>
-    </w:p>
-    <w:p>
-      <w:pPr>
-        <w:spacing w:after="80"/>
-      </w:pPr>
-      <w:r>
-        <w:t>Answer: ______________________________________________________________</w:t>
+        <w:t>E. the / a</w:t>
       </w:r>
     </w:p>
     <w:p>
@@ -467,90 +785,195 @@
         <w:pStyle w:val="Heading1"/>
       </w:pPr>
       <w:r>
-        <w:t>Group-specific vocabulary</w:t>
+        <w:t>Group-specific vocabulary · 17–20</w:t>
       </w:r>
     </w:p>
     <w:p>
       <w:r>
-        <w:t>Complete each gap with the appropriate word or phrase. Where choices are given, select one answer.</w:t>
+        <w:t>17. Choose the expression that best fits the meaning and usage in this context.</w:t>
+        <w:br/>
+        <w:t>The café’s ___ adjusted the grinder and steamed the milk again when a customer said the coffee tasted burnt.</w:t>
+      </w:r>
+    </w:p>
+    <w:p>
+      <w:pPr>
+        <w:spacing w:after="20"/>
+      </w:pPr>
+      <w:r>
+        <w:t>A. bartender</w:t>
+      </w:r>
+    </w:p>
+    <w:p>
+      <w:pPr>
+        <w:spacing w:after="20"/>
+      </w:pPr>
+      <w:r>
+        <w:t>B. barista</w:t>
+      </w:r>
+    </w:p>
+    <w:p>
+      <w:pPr>
+        <w:spacing w:after="20"/>
+      </w:pPr>
+      <w:r>
+        <w:t>C. cashier</w:t>
+      </w:r>
+    </w:p>
+    <w:p>
+      <w:pPr>
+        <w:spacing w:after="20"/>
+      </w:pPr>
+      <w:r>
+        <w:t>D. waiter</w:t>
+      </w:r>
+    </w:p>
+    <w:p>
+      <w:pPr>
+        <w:spacing w:after="20"/>
+      </w:pPr>
+      <w:r>
+        <w:t>E. caterer</w:t>
       </w:r>
     </w:p>
     <w:p>
       <w:r>
-        <w:t>29. A person who prepares coffee professionally is a ___.</w:t>
+        <w:t>18. Choose the expression that best fits the meaning and usage in this context.</w:t>
+        <w:br/>
+        <w:t>The headphones stopped working after one day. I returned them to the shop and asked for a ___ rather than a replacement.</w:t>
       </w:r>
     </w:p>
     <w:p>
       <w:pPr>
-        <w:spacing w:after="80"/>
+        <w:spacing w:after="20"/>
       </w:pPr>
       <w:r>
-        <w:t>Answer: ______________________________________________________________</w:t>
+        <w:t>A. refund</w:t>
+      </w:r>
+    </w:p>
+    <w:p>
+      <w:pPr>
+        <w:spacing w:after="20"/>
+      </w:pPr>
+      <w:r>
+        <w:t>B. fine</w:t>
+      </w:r>
+    </w:p>
+    <w:p>
+      <w:pPr>
+        <w:spacing w:after="20"/>
+      </w:pPr>
+      <w:r>
+        <w:t>C. discount</w:t>
+      </w:r>
+    </w:p>
+    <w:p>
+      <w:pPr>
+        <w:spacing w:after="20"/>
+      </w:pPr>
+      <w:r>
+        <w:t>D. deposit</w:t>
+      </w:r>
+    </w:p>
+    <w:p>
+      <w:pPr>
+        <w:spacing w:after="20"/>
+      </w:pPr>
+      <w:r>
+        <w:t>E. instalment</w:t>
       </w:r>
     </w:p>
     <w:p>
       <w:r>
-        <w:t>30. Money returned after a purchase is a ___.</w:t>
+        <w:t>19. Choose the expression that best fits the meaning and usage in this context.</w:t>
+        <w:br/>
+        <w:t>The argument is logical, but the sentences feel disconnected. Adding suitable pronouns and linking expressions would improve the text’s ___.</w:t>
       </w:r>
     </w:p>
     <w:p>
       <w:pPr>
-        <w:spacing w:after="80"/>
+        <w:spacing w:after="20"/>
       </w:pPr>
       <w:r>
-        <w:t>Answer: ______________________________________________________________</w:t>
+        <w:t>A. fluency</w:t>
+      </w:r>
+    </w:p>
+    <w:p>
+      <w:pPr>
+        <w:spacing w:after="20"/>
+      </w:pPr>
+      <w:r>
+        <w:t>B. relevance</w:t>
+      </w:r>
+    </w:p>
+    <w:p>
+      <w:pPr>
+        <w:spacing w:after="20"/>
+      </w:pPr>
+      <w:r>
+        <w:t>C. cohesion</w:t>
+      </w:r>
+    </w:p>
+    <w:p>
+      <w:pPr>
+        <w:spacing w:after="20"/>
+      </w:pPr>
+      <w:r>
+        <w:t>D. precision</w:t>
+      </w:r>
+    </w:p>
+    <w:p>
+      <w:pPr>
+        <w:spacing w:after="20"/>
+      </w:pPr>
+      <w:r>
+        <w:t>E. coherence</w:t>
       </w:r>
     </w:p>
     <w:p>
       <w:r>
-        <w:t>31. The linguistic links that connect sentences contribute to ___.</w:t>
+        <w:t>20. Choose the expression that best fits the meaning and usage in this context.</w:t>
+        <w:br/>
+        <w:t>The essay uses plenty of linking words, but its conclusion contradicts its main argument. It needs better ___, not simply more connectors.</w:t>
       </w:r>
     </w:p>
     <w:p>
       <w:pPr>
-        <w:spacing w:after="80"/>
+        <w:spacing w:after="20"/>
       </w:pPr>
       <w:r>
-        <w:t>Answer: ______________________________________________________________</w:t>
+        <w:t>A. coherence</w:t>
       </w:r>
     </w:p>
     <w:p>
+      <w:pPr>
+        <w:spacing w:after="20"/>
+      </w:pPr>
       <w:r>
-        <w:t>32. The overall logical organisation of a text contributes to ___.</w:t>
+        <w:t>B. variety</w:t>
       </w:r>
     </w:p>
     <w:p>
       <w:pPr>
-        <w:spacing w:after="80"/>
+        <w:spacing w:after="20"/>
       </w:pPr>
       <w:r>
-        <w:t>Answer: ______________________________________________________________</w:t>
+        <w:t>C. complexity</w:t>
       </w:r>
     </w:p>
     <w:p>
+      <w:pPr>
+        <w:spacing w:after="20"/>
+      </w:pPr>
       <w:r>
-        <w:t>33. A small item used to hold keys together is a ___.</w:t>
+        <w:t>D. cohesion</w:t>
       </w:r>
     </w:p>
     <w:p>
       <w:pPr>
-        <w:spacing w:after="80"/>
+        <w:spacing w:after="20"/>
       </w:pPr>
       <w:r>
-        <w:t>Answer: ______________________________________________________________</w:t>
-      </w:r>
-    </w:p>
-    <w:p>
-      <w:r>
-        <w:t>34. Something authentic rather than fake is ___.</w:t>
-      </w:r>
-    </w:p>
-    <w:p>
-      <w:pPr>
-        <w:spacing w:after="80"/>
-      </w:pPr>
-      <w:r>
-        <w:t>Answer: ______________________________________________________________</w:t>
+        <w:t>E. formality</w:t>
       </w:r>
     </w:p>
     <w:p>
@@ -568,342 +991,12 @@
     </w:p>
     <w:p>
       <w:r>
-        <w:t>You may continue on the next page. Approximate word count: __________</w:t>
-      </w:r>
-    </w:p>
-    <w:p>
-      <w:pPr>
-        <w:spacing w:after="80"/>
-      </w:pPr>
-      <w:r>
-        <w:t>________________________________________________________________________</w:t>
-      </w:r>
-    </w:p>
-    <w:p>
-      <w:pPr>
-        <w:spacing w:after="80"/>
-      </w:pPr>
-      <w:r>
-        <w:t>________________________________________________________________________</w:t>
-      </w:r>
-    </w:p>
-    <w:p>
-      <w:pPr>
-        <w:spacing w:after="80"/>
-      </w:pPr>
-      <w:r>
-        <w:t>________________________________________________________________________</w:t>
-      </w:r>
-    </w:p>
-    <w:p>
-      <w:pPr>
-        <w:spacing w:after="80"/>
-      </w:pPr>
-      <w:r>
-        <w:t>________________________________________________________________________</w:t>
-      </w:r>
-    </w:p>
-    <w:p>
-      <w:pPr>
-        <w:spacing w:after="80"/>
-      </w:pPr>
-      <w:r>
-        <w:t>________________________________________________________________________</w:t>
-      </w:r>
-    </w:p>
-    <w:p>
-      <w:pPr>
-        <w:spacing w:after="80"/>
-      </w:pPr>
-      <w:r>
-        <w:t>________________________________________________________________________</w:t>
-      </w:r>
-    </w:p>
-    <w:p>
-      <w:pPr>
-        <w:spacing w:after="80"/>
-      </w:pPr>
-      <w:r>
-        <w:t>________________________________________________________________________</w:t>
-      </w:r>
-    </w:p>
-    <w:p>
-      <w:pPr>
-        <w:spacing w:after="80"/>
-      </w:pPr>
-      <w:r>
-        <w:t>________________________________________________________________________</w:t>
-      </w:r>
-    </w:p>
-    <w:p>
-      <w:pPr>
-        <w:spacing w:after="80"/>
-      </w:pPr>
-      <w:r>
-        <w:t>________________________________________________________________________</w:t>
-      </w:r>
-    </w:p>
-    <w:p>
-      <w:pPr>
-        <w:spacing w:after="80"/>
-      </w:pPr>
-      <w:r>
-        <w:t>________________________________________________________________________</w:t>
-      </w:r>
-    </w:p>
-    <w:p>
-      <w:pPr>
-        <w:spacing w:after="80"/>
-      </w:pPr>
-      <w:r>
-        <w:t>________________________________________________________________________</w:t>
-      </w:r>
-    </w:p>
-    <w:p>
-      <w:pPr>
-        <w:spacing w:after="80"/>
-      </w:pPr>
-      <w:r>
-        <w:t>________________________________________________________________________</w:t>
-      </w:r>
-    </w:p>
-    <w:p>
-      <w:r>
-        <w:br w:type="page"/>
-      </w:r>
-    </w:p>
-    <w:p>
-      <w:pPr>
-        <w:pStyle w:val="Heading1"/>
-      </w:pPr>
-      <w:r>
-        <w:t>Essay · continued</w:t>
-      </w:r>
-    </w:p>
-    <w:p>
-      <w:r>
-        <w:t>Group 216    Name: ______________________________________________</w:t>
-      </w:r>
-    </w:p>
-    <w:p>
-      <w:pPr>
-        <w:spacing w:after="80"/>
-      </w:pPr>
-      <w:r>
-        <w:t>________________________________________________________________________</w:t>
-      </w:r>
-    </w:p>
-    <w:p>
-      <w:pPr>
-        <w:spacing w:after="80"/>
-      </w:pPr>
-      <w:r>
-        <w:t>________________________________________________________________________</w:t>
-      </w:r>
-    </w:p>
-    <w:p>
-      <w:pPr>
-        <w:spacing w:after="80"/>
-      </w:pPr>
-      <w:r>
-        <w:t>________________________________________________________________________</w:t>
-      </w:r>
-    </w:p>
-    <w:p>
-      <w:pPr>
-        <w:spacing w:after="80"/>
-      </w:pPr>
-      <w:r>
-        <w:t>________________________________________________________________________</w:t>
-      </w:r>
-    </w:p>
-    <w:p>
-      <w:pPr>
-        <w:spacing w:after="80"/>
-      </w:pPr>
-      <w:r>
-        <w:t>________________________________________________________________________</w:t>
-      </w:r>
-    </w:p>
-    <w:p>
-      <w:pPr>
-        <w:spacing w:after="80"/>
-      </w:pPr>
-      <w:r>
-        <w:t>________________________________________________________________________</w:t>
-      </w:r>
-    </w:p>
-    <w:p>
-      <w:pPr>
-        <w:spacing w:after="80"/>
-      </w:pPr>
-      <w:r>
-        <w:t>________________________________________________________________________</w:t>
-      </w:r>
-    </w:p>
-    <w:p>
-      <w:pPr>
-        <w:spacing w:after="80"/>
-      </w:pPr>
-      <w:r>
-        <w:t>________________________________________________________________________</w:t>
-      </w:r>
-    </w:p>
-    <w:p>
-      <w:pPr>
-        <w:spacing w:after="80"/>
-      </w:pPr>
-      <w:r>
-        <w:t>________________________________________________________________________</w:t>
-      </w:r>
-    </w:p>
-    <w:p>
-      <w:pPr>
-        <w:spacing w:after="80"/>
-      </w:pPr>
-      <w:r>
-        <w:t>________________________________________________________________________</w:t>
-      </w:r>
-    </w:p>
-    <w:p>
-      <w:pPr>
-        <w:spacing w:after="80"/>
-      </w:pPr>
-      <w:r>
-        <w:t>________________________________________________________________________</w:t>
-      </w:r>
-    </w:p>
-    <w:p>
-      <w:pPr>
-        <w:spacing w:after="80"/>
-      </w:pPr>
-      <w:r>
-        <w:t>________________________________________________________________________</w:t>
-      </w:r>
-    </w:p>
-    <w:p>
-      <w:pPr>
-        <w:spacing w:after="80"/>
-      </w:pPr>
-      <w:r>
-        <w:t>________________________________________________________________________</w:t>
-      </w:r>
-    </w:p>
-    <w:p>
-      <w:pPr>
-        <w:spacing w:after="80"/>
-      </w:pPr>
-      <w:r>
-        <w:t>________________________________________________________________________</w:t>
-      </w:r>
-    </w:p>
-    <w:p>
-      <w:pPr>
-        <w:spacing w:after="80"/>
-      </w:pPr>
-      <w:r>
-        <w:t>________________________________________________________________________</w:t>
-      </w:r>
-    </w:p>
-    <w:p>
-      <w:pPr>
-        <w:spacing w:after="80"/>
-      </w:pPr>
-      <w:r>
-        <w:t>________________________________________________________________________</w:t>
-      </w:r>
-    </w:p>
-    <w:p>
-      <w:pPr>
-        <w:spacing w:after="80"/>
-      </w:pPr>
-      <w:r>
-        <w:t>________________________________________________________________________</w:t>
-      </w:r>
-    </w:p>
-    <w:p>
-      <w:pPr>
-        <w:spacing w:after="80"/>
-      </w:pPr>
-      <w:r>
-        <w:t>________________________________________________________________________</w:t>
-      </w:r>
-    </w:p>
-    <w:p>
-      <w:pPr>
-        <w:spacing w:after="80"/>
-      </w:pPr>
-      <w:r>
-        <w:t>________________________________________________________________________</w:t>
-      </w:r>
-    </w:p>
-    <w:p>
-      <w:pPr>
-        <w:spacing w:after="80"/>
-      </w:pPr>
-      <w:r>
-        <w:t>________________________________________________________________________</w:t>
-      </w:r>
-    </w:p>
-    <w:p>
-      <w:pPr>
-        <w:spacing w:after="80"/>
-      </w:pPr>
-      <w:r>
-        <w:t>________________________________________________________________________</w:t>
-      </w:r>
-    </w:p>
-    <w:p>
-      <w:pPr>
-        <w:spacing w:after="80"/>
-      </w:pPr>
-      <w:r>
-        <w:t>________________________________________________________________________</w:t>
-      </w:r>
-    </w:p>
-    <w:p>
-      <w:pPr>
-        <w:spacing w:after="80"/>
-      </w:pPr>
-      <w:r>
-        <w:t>________________________________________________________________________</w:t>
-      </w:r>
-    </w:p>
-    <w:p>
-      <w:pPr>
-        <w:spacing w:after="80"/>
-      </w:pPr>
-      <w:r>
-        <w:t>________________________________________________________________________</w:t>
-      </w:r>
-    </w:p>
-    <w:p>
-      <w:pPr>
-        <w:spacing w:after="80"/>
-      </w:pPr>
-      <w:r>
-        <w:t>________________________________________________________________________</w:t>
-      </w:r>
-    </w:p>
-    <w:p>
-      <w:pPr>
-        <w:spacing w:after="80"/>
-      </w:pPr>
-      <w:r>
-        <w:t>________________________________________________________________________</w:t>
-      </w:r>
-    </w:p>
-    <w:p>
-      <w:pPr>
-        <w:spacing w:after="80"/>
-      </w:pPr>
-      <w:r>
-        <w:t>________________________________________________________________________</w:t>
+        <w:t>Write your essay on the separate essay sheet. Do not write on this question paper.</w:t>
       </w:r>
     </w:p>
     <w:sectPr>
       <w:pgSz w:w="11906" w:h="16838"/>
-      <w:pgMar w:top="737" w:right="850" w:bottom="737" w:left="850" w:header="720" w:footer="720" w:gutter="0"/>
+      <w:pgMar w:top="737" w:right="907" w:bottom="737" w:left="907" w:header="720" w:footer="720" w:gutter="0"/>
       <w:cols w:space="720"/>
       <w:docGrid w:linePitch="360"/>
     </w:sectPr>
@@ -1279,7 +1372,7 @@
     </w:pPr>
     <w:rPr>
       <w:rFonts w:ascii="Calibri" w:hAnsi="Calibri"/>
-      <w:sz w:val="22"/>
+      <w:sz w:val="21"/>
     </w:rPr>
   </w:style>
   <w:style w:type="paragraph" w:styleId="Header">

--- a/frontend/templates/Revision-Unit-7-Group-216-paper.docx
+++ b/frontend/templates/Revision-Unit-7-Group-216-paper.docx
@@ -40,7 +40,7 @@
         <w:spacing w:after="20"/>
       </w:pPr>
       <w:r>
-        <w:t>A. prosperity</w:t>
+        <w:t>A. inclination</w:t>
       </w:r>
     </w:p>
     <w:p>
@@ -48,7 +48,7 @@
         <w:spacing w:after="20"/>
       </w:pPr>
       <w:r>
-        <w:t>B. recognition</w:t>
+        <w:t>B. aspiration</w:t>
       </w:r>
     </w:p>
     <w:p>
@@ -56,7 +56,7 @@
         <w:spacing w:after="20"/>
       </w:pPr>
       <w:r>
-        <w:t>C. security</w:t>
+        <w:t>C. scarcity</w:t>
       </w:r>
     </w:p>
     <w:p>
@@ -64,7 +64,7 @@
         <w:spacing w:after="20"/>
       </w:pPr>
       <w:r>
-        <w:t>D. ambition</w:t>
+        <w:t>D. calling</w:t>
       </w:r>
     </w:p>
     <w:p>
@@ -87,7 +87,7 @@
         <w:spacing w:after="20"/>
       </w:pPr>
       <w:r>
-        <w:t>A. qualification</w:t>
+        <w:t>A. aspiration</w:t>
       </w:r>
     </w:p>
     <w:p>
@@ -95,7 +95,7 @@
         <w:spacing w:after="20"/>
       </w:pPr>
       <w:r>
-        <w:t>B. achievement</w:t>
+        <w:t>B. conundrum</w:t>
       </w:r>
     </w:p>
     <w:p>
@@ -103,7 +103,7 @@
         <w:spacing w:after="20"/>
       </w:pPr>
       <w:r>
-        <w:t>C. reputation</w:t>
+        <w:t>C. fulfilment</w:t>
       </w:r>
     </w:p>
     <w:p>
@@ -119,7 +119,7 @@
         <w:spacing w:after="20"/>
       </w:pPr>
       <w:r>
-        <w:t>E. promotion</w:t>
+        <w:t>E. inclination</w:t>
       </w:r>
     </w:p>
     <w:p>
@@ -134,7 +134,7 @@
         <w:spacing w:after="20"/>
       </w:pPr>
       <w:r>
-        <w:t>A. ability</w:t>
+        <w:t>A. aspiration</w:t>
       </w:r>
     </w:p>
     <w:p>
@@ -150,7 +150,7 @@
         <w:spacing w:after="20"/>
       </w:pPr>
       <w:r>
-        <w:t>C. qualification</w:t>
+        <w:t>C. scarcity</w:t>
       </w:r>
     </w:p>
     <w:p>
@@ -158,7 +158,7 @@
         <w:spacing w:after="20"/>
       </w:pPr>
       <w:r>
-        <w:t>D. opportunity</w:t>
+        <w:t>D. calling</w:t>
       </w:r>
     </w:p>
     <w:p>
@@ -166,12 +166,12 @@
         <w:spacing w:after="20"/>
       </w:pPr>
       <w:r>
-        <w:t>E. obligation</w:t>
+        <w:t>E. fulfilment</w:t>
       </w:r>
     </w:p>
     <w:p>
       <w:r>
-        <w:t>4. Which sentence uses conundrum accurately?</w:t>
+        <w:t>4. The cheaper supplier is unreliable; the reliable supplier would make the project unaffordable. Choosing between them has become a real ___ for the team.</w:t>
       </w:r>
     </w:p>
     <w:p>
@@ -179,7 +179,7 @@
         <w:spacing w:after="20"/>
       </w:pPr>
       <w:r>
-        <w:t>A. The team hired a conundrum to supervise the delivery.</w:t>
+        <w:t>A. scarcity</w:t>
       </w:r>
     </w:p>
     <w:p>
@@ -187,7 +187,7 @@
         <w:spacing w:after="20"/>
       </w:pPr>
       <w:r>
-        <w:t>B. The cheaper supplier offered a conundrum on the price.</w:t>
+        <w:t>B. inclination</w:t>
       </w:r>
     </w:p>
     <w:p>
@@ -195,7 +195,7 @@
         <w:spacing w:after="20"/>
       </w:pPr>
       <w:r>
-        <w:t>C. The manager congratulated the team with a conundrum.</w:t>
+        <w:t>C. aspiration</w:t>
       </w:r>
     </w:p>
     <w:p>
@@ -203,7 +203,7 @@
         <w:spacing w:after="20"/>
       </w:pPr>
       <w:r>
-        <w:t>D. The supplier delivered early, so the team received a conundrum.</w:t>
+        <w:t>D. calling</w:t>
       </w:r>
     </w:p>
     <w:p>
@@ -211,14 +211,12 @@
         <w:spacing w:after="20"/>
       </w:pPr>
       <w:r>
-        <w:t>E. Both suppliers have serious drawbacks, and the team faces a conundrum.</w:t>
+        <w:t>E. conundrum</w:t>
       </w:r>
     </w:p>
     <w:p>
       <w:r>
-        <w:t>5. Choose the expression that best fits the meaning and usage in this context.</w:t>
-        <w:br/>
-        <w:t>Before accepting the role, I spent two days ___ an experienced colleague: I followed her through meetings and watched how she dealt with customers.</w:t>
+        <w:t>5. Which sentence uses “shadowing” correctly in meaning and usage?</w:t>
       </w:r>
     </w:p>
     <w:p>
@@ -226,7 +224,7 @@
         <w:spacing w:after="20"/>
       </w:pPr>
       <w:r>
-        <w:t>A. shadowing</w:t>
+        <w:t>A. I spent the day shadowing a colleague to see how she handled customers.</w:t>
       </w:r>
     </w:p>
     <w:p>
@@ -234,7 +232,7 @@
         <w:spacing w:after="20"/>
       </w:pPr>
       <w:r>
-        <w:t>B. recruiting</w:t>
+        <w:t>B. I was shadowing a colleague, so I formally evaluated her performance.</w:t>
       </w:r>
     </w:p>
     <w:p>
@@ -242,7 +240,7 @@
         <w:spacing w:after="20"/>
       </w:pPr>
       <w:r>
-        <w:t>C. mentoring</w:t>
+        <w:t>C. I was shadowing a colleague, which meant I recruited her for the vacancy.</w:t>
       </w:r>
     </w:p>
     <w:p>
@@ -250,7 +248,7 @@
         <w:spacing w:after="20"/>
       </w:pPr>
       <w:r>
-        <w:t>D. supervising</w:t>
+        <w:t>D. I was shadowing a colleague, so I permanently replaced her in the team.</w:t>
       </w:r>
     </w:p>
     <w:p>
@@ -258,14 +256,12 @@
         <w:spacing w:after="20"/>
       </w:pPr>
       <w:r>
-        <w:t>E. replacing</w:t>
+        <w:t>E. I spent the day shadowing a colleague, which meant I trained her for her new role.</w:t>
       </w:r>
     </w:p>
     <w:p>
       <w:r>
-        <w:t>6. Choose the expression that best fits the meaning and usage in this context.</w:t>
-        <w:br/>
-        <w:t>When the café lost its main supplier, its owner quickly found a new one and turned the crisis into a business opportunity. That showed her ___ skills.</w:t>
+        <w:t>6. Which sentence uses “entrepreneurial” correctly in meaning and usage?</w:t>
       </w:r>
     </w:p>
     <w:p>
@@ -273,7 +269,7 @@
         <w:spacing w:after="20"/>
       </w:pPr>
       <w:r>
-        <w:t>A. analytical</w:t>
+        <w:t>A. Following the existing office rules exactly showed her entrepreneurial skills.</w:t>
       </w:r>
     </w:p>
     <w:p>
@@ -281,7 +277,7 @@
         <w:spacing w:after="20"/>
       </w:pPr>
       <w:r>
-        <w:t>B. technical</w:t>
+        <w:t>B. Filing the old records alphabetically showed her entrepreneurial skills.</w:t>
       </w:r>
     </w:p>
     <w:p>
@@ -289,7 +285,7 @@
         <w:spacing w:after="20"/>
       </w:pPr>
       <w:r>
-        <w:t>C. interpersonal</w:t>
+        <w:t>C. Arriving at the same time every day showed her entrepreneurial skills.</w:t>
       </w:r>
     </w:p>
     <w:p>
@@ -297,7 +293,7 @@
         <w:spacing w:after="20"/>
       </w:pPr>
       <w:r>
-        <w:t>D. administrative</w:t>
+        <w:t>D. Typing the meeting notes without mistakes showed her entrepreneurial skills.</w:t>
       </w:r>
     </w:p>
     <w:p>
@@ -305,14 +301,12 @@
         <w:spacing w:after="20"/>
       </w:pPr>
       <w:r>
-        <w:t>E. entrepreneurial</w:t>
+        <w:t>E. Finding a new market for the café showed her entrepreneurial skills.</w:t>
       </w:r>
     </w:p>
     <w:p>
       <w:r>
-        <w:t>7. Choose the expression that best fits the meaning and usage in this context.</w:t>
-        <w:br/>
-        <w:t>Since joining the mentoring scheme, Dan has started taking his studies seriously. His mentor has clearly been a good ___ on him.</w:t>
+        <w:t>7. Which expression is natural in English?</w:t>
       </w:r>
     </w:p>
     <w:p>
@@ -320,7 +314,7 @@
         <w:spacing w:after="20"/>
       </w:pPr>
       <w:r>
-        <w:t>A. incentive</w:t>
+        <w:t>A. a good influence at</w:t>
       </w:r>
     </w:p>
     <w:p>
@@ -328,7 +322,7 @@
         <w:spacing w:after="20"/>
       </w:pPr>
       <w:r>
-        <w:t>B. impression</w:t>
+        <w:t>B. a good influence to</w:t>
       </w:r>
     </w:p>
     <w:p>
@@ -336,7 +330,7 @@
         <w:spacing w:after="20"/>
       </w:pPr>
       <w:r>
-        <w:t>C. example</w:t>
+        <w:t>C. a good influence of</w:t>
       </w:r>
     </w:p>
     <w:p>
@@ -344,7 +338,7 @@
         <w:spacing w:after="20"/>
       </w:pPr>
       <w:r>
-        <w:t>D. motivation</w:t>
+        <w:t>D. a good influence for</w:t>
       </w:r>
     </w:p>
     <w:p>
@@ -352,14 +346,12 @@
         <w:spacing w:after="20"/>
       </w:pPr>
       <w:r>
-        <w:t>E. influence</w:t>
+        <w:t>E. a good influence on</w:t>
       </w:r>
     </w:p>
     <w:p>
       <w:r>
-        <w:t>8. Choose the expression that best fits the meaning and usage in this context.</w:t>
-        <w:br/>
-        <w:t>The new ramp is inexpensive, but it allows wheelchair users to enter independently. Even a small change can make a real ___.</w:t>
+        <w:t>8. Which expression is natural in English?</w:t>
       </w:r>
     </w:p>
     <w:p>
@@ -367,7 +359,7 @@
         <w:spacing w:after="20"/>
       </w:pPr>
       <w:r>
-        <w:t>A. distinction</w:t>
+        <w:t>A. do a difference</w:t>
       </w:r>
     </w:p>
     <w:p>
@@ -375,7 +367,7 @@
         <w:spacing w:after="20"/>
       </w:pPr>
       <w:r>
-        <w:t>B. difference</w:t>
+        <w:t>B. make a difference</w:t>
       </w:r>
     </w:p>
     <w:p>
@@ -383,7 +375,7 @@
         <w:spacing w:after="20"/>
       </w:pPr>
       <w:r>
-        <w:t>C. impression</w:t>
+        <w:t>C. take a difference</w:t>
       </w:r>
     </w:p>
     <w:p>
@@ -391,7 +383,7 @@
         <w:spacing w:after="20"/>
       </w:pPr>
       <w:r>
-        <w:t>D. exception</w:t>
+        <w:t>D. have a difference</w:t>
       </w:r>
     </w:p>
     <w:p>
@@ -399,7 +391,7 @@
         <w:spacing w:after="20"/>
       </w:pPr>
       <w:r>
-        <w:t>E. contrast</w:t>
+        <w:t>E. give a difference</w:t>
       </w:r>
     </w:p>
     <w:p>
@@ -790,9 +782,7 @@
     </w:p>
     <w:p>
       <w:r>
-        <w:t>17. Choose the expression that best fits the meaning and usage in this context.</w:t>
-        <w:br/>
-        <w:t>The café’s ___ adjusted the grinder and steamed the milk again when a customer said the coffee tasted burnt.</w:t>
+        <w:t>17. Which sentence uses “barista” correctly in meaning and usage?</w:t>
       </w:r>
     </w:p>
     <w:p>
@@ -800,7 +790,7 @@
         <w:spacing w:after="20"/>
       </w:pPr>
       <w:r>
-        <w:t>A. bartender</w:t>
+        <w:t>A. The barista designed the café’s building as his main job.</w:t>
       </w:r>
     </w:p>
     <w:p>
@@ -808,7 +798,7 @@
         <w:spacing w:after="20"/>
       </w:pPr>
       <w:r>
-        <w:t>B. barista</w:t>
+        <w:t>B. The barista adjusted the grinder and prepared the espresso.</w:t>
       </w:r>
     </w:p>
     <w:p>
@@ -816,7 +806,7 @@
         <w:spacing w:after="20"/>
       </w:pPr>
       <w:r>
-        <w:t>C. cashier</w:t>
+        <w:t>C. The barista represented the café in court as her main job.</w:t>
       </w:r>
     </w:p>
     <w:p>
@@ -824,7 +814,7 @@
         <w:spacing w:after="20"/>
       </w:pPr>
       <w:r>
-        <w:t>D. waiter</w:t>
+        <w:t>D. The barista approved the restaurant’s annual accounts.</w:t>
       </w:r>
     </w:p>
     <w:p>
@@ -832,14 +822,12 @@
         <w:spacing w:after="20"/>
       </w:pPr>
       <w:r>
-        <w:t>E. caterer</w:t>
+        <w:t>E. The barista repaired the café’s plumbing as her main job.</w:t>
       </w:r>
     </w:p>
     <w:p>
       <w:r>
-        <w:t>18. Choose the expression that best fits the meaning and usage in this context.</w:t>
-        <w:br/>
-        <w:t>The headphones stopped working after one day. I returned them to the shop and asked for a ___ rather than a replacement.</w:t>
+        <w:t>18. Which sentence uses “refund” correctly in meaning and usage?</w:t>
       </w:r>
     </w:p>
     <w:p>
@@ -847,7 +835,7 @@
         <w:spacing w:after="20"/>
       </w:pPr>
       <w:r>
-        <w:t>A. refund</w:t>
+        <w:t>A. The shop gave me a refund, returning the money I had paid.</w:t>
       </w:r>
     </w:p>
     <w:p>
@@ -855,7 +843,7 @@
         <w:spacing w:after="20"/>
       </w:pPr>
       <w:r>
-        <w:t>B. fine</w:t>
+        <w:t>B. The shop gave me a refund by accepting a deposit before the purchase.</w:t>
       </w:r>
     </w:p>
     <w:p>
@@ -863,7 +851,7 @@
         <w:spacing w:after="20"/>
       </w:pPr>
       <w:r>
-        <w:t>C. discount</w:t>
+        <w:t>C. The shop gave me a refund by charging a fee for delivery.</w:t>
       </w:r>
     </w:p>
     <w:p>
@@ -871,7 +859,7 @@
         <w:spacing w:after="20"/>
       </w:pPr>
       <w:r>
-        <w:t>D. deposit</w:t>
+        <w:t>D. The shop gave me a refund by lending me money to buy a flat.</w:t>
       </w:r>
     </w:p>
     <w:p>
@@ -879,14 +867,12 @@
         <w:spacing w:after="20"/>
       </w:pPr>
       <w:r>
-        <w:t>E. instalment</w:t>
+        <w:t>E. The shop gave me a refund by reducing the price before I bought anything.</w:t>
       </w:r>
     </w:p>
     <w:p>
       <w:r>
-        <w:t>19. Choose the expression that best fits the meaning and usage in this context.</w:t>
-        <w:br/>
-        <w:t>The argument is logical, but the sentences feel disconnected. Adding suitable pronouns and linking expressions would improve the text’s ___.</w:t>
+        <w:t>19. Which sentence uses “cohesion” correctly in meaning and usage?</w:t>
       </w:r>
     </w:p>
     <w:p>
@@ -894,7 +880,7 @@
         <w:spacing w:after="20"/>
       </w:pPr>
       <w:r>
-        <w:t>A. fluency</w:t>
+        <w:t>A. Adding more advanced words automatically ensured cohesion even though no sentences were linked.</w:t>
       </w:r>
     </w:p>
     <w:p>
@@ -902,7 +888,7 @@
         <w:spacing w:after="20"/>
       </w:pPr>
       <w:r>
-        <w:t>B. relevance</w:t>
+        <w:t>B. Making the writer’s opinion more original improved cohesion without changing any sentence links.</w:t>
       </w:r>
     </w:p>
     <w:p>
@@ -910,7 +896,7 @@
         <w:spacing w:after="20"/>
       </w:pPr>
       <w:r>
-        <w:t>C. cohesion</w:t>
+        <w:t>C. Adding clear pronoun references and linking expressions improved the text’s cohesion.</w:t>
       </w:r>
     </w:p>
     <w:p>
@@ -918,7 +904,7 @@
         <w:spacing w:after="20"/>
       </w:pPr>
       <w:r>
-        <w:t>D. precision</w:t>
+        <w:t>D. Correcting the essay’s contradictory conclusion improved its cohesion, without changing how its sentences were linked.</w:t>
       </w:r>
     </w:p>
     <w:p>
@@ -926,14 +912,12 @@
         <w:spacing w:after="20"/>
       </w:pPr>
       <w:r>
-        <w:t>E. coherence</w:t>
+        <w:t>E. Printing the essay in a larger font improved its cohesion.</w:t>
       </w:r>
     </w:p>
     <w:p>
       <w:r>
-        <w:t>20. Choose the expression that best fits the meaning and usage in this context.</w:t>
-        <w:br/>
-        <w:t>The essay uses plenty of linking words, but its conclusion contradicts its main argument. It needs better ___, not simply more connectors.</w:t>
+        <w:t>20. Which sentence uses “coherence” correctly in meaning and usage?</w:t>
       </w:r>
     </w:p>
     <w:p>
@@ -941,7 +925,7 @@
         <w:spacing w:after="20"/>
       </w:pPr>
       <w:r>
-        <w:t>A. coherence</w:t>
+        <w:t>A. Removing the contradiction between the argument and conclusion improved coherence.</w:t>
       </w:r>
     </w:p>
     <w:p>
@@ -949,7 +933,7 @@
         <w:spacing w:after="20"/>
       </w:pPr>
       <w:r>
-        <w:t>B. variety</w:t>
+        <w:t>B. Adding random linking words ensured coherence even though the argument still contradicted itself.</w:t>
       </w:r>
     </w:p>
     <w:p>
@@ -957,7 +941,7 @@
         <w:spacing w:after="20"/>
       </w:pPr>
       <w:r>
-        <w:t>C. complexity</w:t>
+        <w:t>C. Increasing the font size improved the argument’s coherence.</w:t>
       </w:r>
     </w:p>
     <w:p>
@@ -965,7 +949,7 @@
         <w:spacing w:after="20"/>
       </w:pPr>
       <w:r>
-        <w:t>D. cohesion</w:t>
+        <w:t>D. Adding longer words ensured coherence without correcting the contradictory argument.</w:t>
       </w:r>
     </w:p>
     <w:p>
@@ -973,7 +957,7 @@
         <w:spacing w:after="20"/>
       </w:pPr>
       <w:r>
-        <w:t>E. formality</w:t>
+        <w:t>E. Replacing every noun with a pronoun ensured coherence even though the argument remained illogical.</w:t>
       </w:r>
     </w:p>
     <w:p>

--- a/frontend/templates/Revision-Unit-7-Group-216-paper.docx
+++ b/frontend/templates/Revision-Unit-7-Group-216-paper.docx
@@ -2,6 +2,47 @@
 <file path=word/document.xml><?xml version="1.0" encoding="utf-8"?>
 <w:document xmlns:wpc="http://schemas.microsoft.com/office/word/2010/wordprocessingCanvas" xmlns:mo="http://schemas.microsoft.com/office/mac/office/2008/main" xmlns:mc="http://schemas.openxmlformats.org/markup-compatibility/2006" xmlns:mv="urn:schemas-microsoft-com:mac:vml" xmlns:o="urn:schemas-microsoft-com:office:office" xmlns:r="http://schemas.openxmlformats.org/officeDocument/2006/relationships" xmlns:m="http://schemas.openxmlformats.org/officeDocument/2006/math" xmlns:v="urn:schemas-microsoft-com:vml" xmlns:wp14="http://schemas.microsoft.com/office/word/2010/wordprocessingDrawing" xmlns:wp="http://schemas.openxmlformats.org/drawingml/2006/wordprocessingDrawing" xmlns:w10="urn:schemas-microsoft-com:office:word" xmlns:w="http://schemas.openxmlformats.org/wordprocessingml/2006/main" xmlns:w14="http://schemas.microsoft.com/office/word/2010/wordml" xmlns:wpg="http://schemas.microsoft.com/office/word/2010/wordprocessingGroup" xmlns:wpi="http://schemas.microsoft.com/office/word/2010/wordprocessingInk" xmlns:wne="http://schemas.microsoft.com/office/word/2006/wordml" xmlns:wps="http://schemas.microsoft.com/office/word/2010/wordprocessingShape" mc:Ignorable="w14 wp14">
   <w:body>
+    <w:p>
+      <w:r>
+        <w:rPr>
+          <w:b/>
+          <w:sz w:val="20"/>
+        </w:rPr>
+        <w:t>Research participation · choose ONE option before starting</w:t>
+      </w:r>
+    </w:p>
+    <w:p>
+      <w:r>
+        <w:rPr>
+          <w:sz w:val="20"/>
+        </w:rPr>
+        <w:t>Name: __________________________   Group: ______   Date: __________</w:t>
+      </w:r>
+    </w:p>
+    <w:p>
+      <w:r>
+        <w:rPr>
+          <w:sz w:val="20"/>
+        </w:rPr>
+        <w:t>Your answers, scores and essay may be analysed for vocabulary-learning research. Participation is voluntary. Taking the test without participating does not affect your grade. Your name is used for teacher assessment; research reporting will not identify you. You may ask your teacher to withdraw your research data before anonymisation.</w:t>
+      </w:r>
+    </w:p>
+    <w:p>
+      <w:r>
+        <w:rPr>
+          <w:sz w:val="20"/>
+        </w:rPr>
+        <w:t>[ ] I agree to participate in the research.</w:t>
+      </w:r>
+    </w:p>
+    <w:p>
+      <w:r>
+        <w:rPr>
+          <w:sz w:val="20"/>
+        </w:rPr>
+        <w:t>[ ] I want to take the test without participating in the research.</w:t>
+      </w:r>
+    </w:p>
     <w:p>
       <w:pPr>
         <w:pStyle w:val="Title"/>
@@ -17,7 +58,7 @@
     </w:p>
     <w:p>
       <w:r>
-        <w:t>For questions 1–20, choose ONE best answer and shade A, B, C, D or E on the separate ZipGrade answer sheet. Do not write MCQ answers on this question paper. Check the question numbers carefully. Fill in your name and group (Period). Select Version A if using that field. Write the essay on the separate double-sided essay sheet. Record your research participation choice on that sheet.</w:t>
+        <w:t>For questions 1–20, choose ONE best answer and shade A, B, C, D or E on the separate ZipGrade answer sheet. Do not write MCQ answers on this question paper. Check the question numbers carefully. Fill in your name and group (Period). Select Version A if using that field. Write the essay on the separate double-sided essay sheet. Mark your research participation choice before starting the test.</w:t>
       </w:r>
     </w:p>
     <w:p>
@@ -975,7 +1016,7 @@
     </w:p>
     <w:p>
       <w:r>
-        <w:t>Write your essay on the separate essay sheet. Do not write on this question paper.</w:t>
+        <w:t>Write your essay on the separate essay sheet. Only the research participation box may be filled in on this question paper; use ZipGrade for answers 1–20.</w:t>
       </w:r>
     </w:p>
     <w:sectPr>

--- a/frontend/templates/Revision-Unit-7-Group-216-paper.docx
+++ b/frontend/templates/Revision-Unit-7-Group-216-paper.docx
@@ -1011,7 +1011,27 @@
     </w:p>
     <w:p>
       <w:r>
-        <w:t>Write an essay of about 250 words: Meaningful work matters more than a high salary. To what extent do you agree? Consider both perspectives, support your argument with an example, and give a reasoned conclusion. Use your own words. Do not copy the reading preview or task sentences.</w:t>
+        <w:t>Choose ONE topic. Write about 250 words (recommended range: 225–275). Consider both perspectives, support your ideas with examples and give a reasoned conclusion. Use your own words. Do not use AI or copy task sentences or the reading preview. General or invented examples are welcome; personal disclosure is not required.</w:t>
+      </w:r>
+    </w:p>
+    <w:p>
+      <w:r>
+        <w:t>1. Meaningful work matters more than a high salary. To what extent do you agree?</w:t>
+      </w:r>
+    </w:p>
+    <w:p>
+      <w:r>
+        <w:t>2. Having more choices does not always make people happier. Discuss the advantages and disadvantages of a wide range of choices.</w:t>
+      </w:r>
+    </w:p>
+    <w:p>
+      <w:r>
+        <w:t>3. Companies should take responsibility for encouraging impulsive purchases. To what extent do you agree?</w:t>
+      </w:r>
+    </w:p>
+    <w:p>
+      <w:r>
+        <w:t>4. Paying people for small favours can damage relationships. Discuss both perspectives.</w:t>
       </w:r>
     </w:p>
     <w:p>

--- a/frontend/templates/Revision-Unit-7-Group-216-paper.docx
+++ b/frontend/templates/Revision-Unit-7-Group-216-paper.docx
@@ -3,42 +3,72 @@
 <w:document xmlns:wpc="http://schemas.microsoft.com/office/word/2010/wordprocessingCanvas" xmlns:mo="http://schemas.microsoft.com/office/mac/office/2008/main" xmlns:mc="http://schemas.openxmlformats.org/markup-compatibility/2006" xmlns:mv="urn:schemas-microsoft-com:mac:vml" xmlns:o="urn:schemas-microsoft-com:office:office" xmlns:r="http://schemas.openxmlformats.org/officeDocument/2006/relationships" xmlns:m="http://schemas.openxmlformats.org/officeDocument/2006/math" xmlns:v="urn:schemas-microsoft-com:vml" xmlns:wp14="http://schemas.microsoft.com/office/word/2010/wordprocessingDrawing" xmlns:wp="http://schemas.openxmlformats.org/drawingml/2006/wordprocessingDrawing" xmlns:w10="urn:schemas-microsoft-com:office:word" xmlns:w="http://schemas.openxmlformats.org/wordprocessingml/2006/main" xmlns:w14="http://schemas.microsoft.com/office/word/2010/wordml" xmlns:wpg="http://schemas.microsoft.com/office/word/2010/wordprocessingGroup" xmlns:wpi="http://schemas.microsoft.com/office/word/2010/wordprocessingInk" xmlns:wne="http://schemas.microsoft.com/office/word/2006/wordml" xmlns:wps="http://schemas.microsoft.com/office/word/2010/wordprocessingShape" mc:Ignorable="w14 wp14">
   <w:body>
     <w:p>
+      <w:pPr>
+        <w:keepLines/>
+        <w:widowControl/>
+        <w:spacing w:line="240" w:lineRule="auto" w:before="0" w:after="40"/>
+      </w:pPr>
       <w:r>
         <w:rPr>
+          <w:rFonts w:ascii="Arial" w:hAnsi="Arial"/>
           <w:b/>
-          <w:sz w:val="20"/>
+          <w:sz w:val="22"/>
         </w:rPr>
         <w:t>Research participation · choose ONE option before starting</w:t>
       </w:r>
     </w:p>
     <w:p>
+      <w:pPr>
+        <w:keepLines/>
+        <w:widowControl/>
+        <w:spacing w:line="240" w:lineRule="auto" w:before="0" w:after="40"/>
+      </w:pPr>
       <w:r>
         <w:rPr>
-          <w:sz w:val="20"/>
+          <w:rFonts w:ascii="Arial" w:hAnsi="Arial"/>
+          <w:sz w:val="22"/>
         </w:rPr>
         <w:t>Name: __________________________   Group: ______   Date: __________</w:t>
       </w:r>
     </w:p>
     <w:p>
+      <w:pPr>
+        <w:keepLines/>
+        <w:widowControl/>
+        <w:spacing w:line="240" w:lineRule="auto" w:before="0" w:after="40"/>
+      </w:pPr>
       <w:r>
         <w:rPr>
-          <w:sz w:val="20"/>
+          <w:rFonts w:ascii="Arial" w:hAnsi="Arial"/>
+          <w:sz w:val="22"/>
         </w:rPr>
         <w:t>Your answers, scores and essay may be analysed for vocabulary-learning research. Participation is voluntary. Taking the test without participating does not affect your grade. Your name is used for teacher assessment; research reporting will not identify you. You may ask your teacher to withdraw your research data before anonymisation.</w:t>
       </w:r>
     </w:p>
     <w:p>
+      <w:pPr>
+        <w:keepLines/>
+        <w:widowControl/>
+        <w:spacing w:line="240" w:lineRule="auto" w:before="0" w:after="40"/>
+      </w:pPr>
       <w:r>
         <w:rPr>
-          <w:sz w:val="20"/>
+          <w:rFonts w:ascii="Arial" w:hAnsi="Arial"/>
+          <w:sz w:val="22"/>
         </w:rPr>
         <w:t>[ ] I agree to participate in the research.</w:t>
       </w:r>
     </w:p>
     <w:p>
+      <w:pPr>
+        <w:keepLines/>
+        <w:widowControl/>
+        <w:spacing w:line="240" w:lineRule="auto" w:before="0" w:after="40"/>
+      </w:pPr>
       <w:r>
         <w:rPr>
-          <w:sz w:val="20"/>
+          <w:rFonts w:ascii="Arial" w:hAnsi="Arial"/>
+          <w:sz w:val="22"/>
         </w:rPr>
         <w:t>[ ] I want to take the test without participating in the research.</w:t>
       </w:r>
@@ -46,31 +76,70 @@
     <w:p>
       <w:pPr>
         <w:pStyle w:val="Title"/>
+        <w:keepLines/>
+        <w:widowControl/>
+        <w:spacing w:line="240" w:lineRule="auto" w:before="0" w:after="100"/>
       </w:pPr>
       <w:r>
+        <w:rPr>
+          <w:rFonts w:ascii="Arial" w:hAnsi="Arial"/>
+        </w:rPr>
         <w:t>RT1 · Evolve 5 · Unit 7</w:t>
       </w:r>
     </w:p>
     <w:p>
+      <w:pPr>
+        <w:keepLines/>
+        <w:widowControl/>
+        <w:spacing w:line="240" w:lineRule="auto" w:before="0" w:after="40"/>
+      </w:pPr>
       <w:r>
+        <w:rPr>
+          <w:rFonts w:ascii="Arial" w:hAnsi="Arial"/>
+        </w:rPr>
         <w:t>Group 216 · Test Version A</w:t>
       </w:r>
     </w:p>
     <w:p>
+      <w:pPr>
+        <w:keepLines/>
+        <w:widowControl/>
+        <w:spacing w:line="240" w:lineRule="auto" w:before="0" w:after="40"/>
+      </w:pPr>
       <w:r>
+        <w:rPr>
+          <w:rFonts w:ascii="Arial" w:hAnsi="Arial"/>
+        </w:rPr>
         <w:t>For questions 1–20, choose ONE best answer and shade A, B, C, D or E on the separate ZipGrade answer sheet. Do not write MCQ answers on this question paper. Check the question numbers carefully. Fill in your name and group (Period). Select Version A if using that field. Write the essay on the separate double-sided essay sheet. Mark your research participation choice before starting the test.</w:t>
       </w:r>
     </w:p>
     <w:p>
       <w:pPr>
         <w:pStyle w:val="Heading1"/>
+        <w:keepNext/>
+        <w:keepLines/>
+        <w:widowControl/>
+        <w:spacing w:line="240" w:lineRule="auto" w:before="120" w:after="60"/>
       </w:pPr>
       <w:r>
+        <w:rPr>
+          <w:rFonts w:ascii="Arial" w:hAnsi="Arial"/>
+        </w:rPr>
         <w:t>Vocabulary and collocations · 1–8</w:t>
       </w:r>
     </w:p>
     <w:p>
+      <w:pPr>
+        <w:keepNext/>
+        <w:keepLines/>
+        <w:widowControl/>
+        <w:spacing w:line="240" w:lineRule="auto" w:before="100" w:after="40"/>
+      </w:pPr>
       <w:r>
+        <w:rPr>
+          <w:rFonts w:ascii="Arial" w:hAnsi="Arial"/>
+          <w:b/>
+        </w:rPr>
         <w:t>1. Choose the expression that best fits the meaning and usage in this context.</w:t>
         <w:br/>
         <w:t>A promotion doubled Nina’s salary, but she still felt that her work achieved nothing useful. Volunteering at a literacy centre finally gave her a sense of ___.</w:t>
@@ -78,46 +147,72 @@
     </w:p>
     <w:p>
       <w:pPr>
-        <w:spacing w:after="20"/>
+        <w:keepNext/>
+        <w:keepLines/>
+        <w:widowControl/>
+        <w:tabs>
+          <w:tab w:pos="5159" w:val="left"/>
+        </w:tabs>
+        <w:spacing w:after="0" w:line="240" w:lineRule="auto" w:before="0"/>
       </w:pPr>
       <w:r>
+        <w:rPr>
+          <w:rFonts w:ascii="Arial" w:hAnsi="Arial"/>
+        </w:rPr>
         <w:t>A. inclination</w:t>
       </w:r>
-    </w:p>
-    <w:p>
-      <w:pPr>
-        <w:spacing w:after="20"/>
-      </w:pPr>
       <w:r>
+        <w:tab/>
         <w:t>B. aspiration</w:t>
       </w:r>
     </w:p>
     <w:p>
       <w:pPr>
-        <w:spacing w:after="20"/>
+        <w:keepNext/>
+        <w:keepLines/>
+        <w:widowControl/>
+        <w:tabs>
+          <w:tab w:pos="5159" w:val="left"/>
+        </w:tabs>
+        <w:spacing w:after="0" w:line="240" w:lineRule="auto" w:before="0"/>
       </w:pPr>
       <w:r>
+        <w:rPr>
+          <w:rFonts w:ascii="Arial" w:hAnsi="Arial"/>
+        </w:rPr>
         <w:t>C. scarcity</w:t>
       </w:r>
-    </w:p>
-    <w:p>
-      <w:pPr>
-        <w:spacing w:after="20"/>
-      </w:pPr>
       <w:r>
+        <w:tab/>
         <w:t>D. calling</w:t>
       </w:r>
     </w:p>
     <w:p>
       <w:pPr>
-        <w:spacing w:after="20"/>
+        <w:keepNext w:val="0"/>
+        <w:keepLines/>
+        <w:widowControl/>
+        <w:spacing w:after="0" w:line="240" w:lineRule="auto" w:before="0"/>
       </w:pPr>
       <w:r>
+        <w:rPr>
+          <w:rFonts w:ascii="Arial" w:hAnsi="Arial"/>
+        </w:rPr>
         <w:t>E. fulfilment</w:t>
       </w:r>
     </w:p>
     <w:p>
+      <w:pPr>
+        <w:keepNext/>
+        <w:keepLines/>
+        <w:widowControl/>
+        <w:spacing w:line="240" w:lineRule="auto" w:before="100" w:after="40"/>
+      </w:pPr>
       <w:r>
+        <w:rPr>
+          <w:rFonts w:ascii="Arial" w:hAnsi="Arial"/>
+          <w:b/>
+        </w:rPr>
         <w:t>2. Choose the expression that best fits the meaning and usage in this context.</w:t>
         <w:br/>
         <w:t>Most people find emergency medicine exhausting, but Sam cannot imagine doing anything else. He sees it as his ___, rather than just a way to earn money.</w:t>
@@ -125,46 +220,72 @@
     </w:p>
     <w:p>
       <w:pPr>
-        <w:spacing w:after="20"/>
+        <w:keepNext/>
+        <w:keepLines/>
+        <w:widowControl/>
+        <w:tabs>
+          <w:tab w:pos="5159" w:val="left"/>
+        </w:tabs>
+        <w:spacing w:after="0" w:line="240" w:lineRule="auto" w:before="0"/>
       </w:pPr>
       <w:r>
+        <w:rPr>
+          <w:rFonts w:ascii="Arial" w:hAnsi="Arial"/>
+        </w:rPr>
         <w:t>A. aspiration</w:t>
       </w:r>
-    </w:p>
-    <w:p>
-      <w:pPr>
-        <w:spacing w:after="20"/>
-      </w:pPr>
       <w:r>
+        <w:tab/>
         <w:t>B. conundrum</w:t>
       </w:r>
     </w:p>
     <w:p>
       <w:pPr>
-        <w:spacing w:after="20"/>
+        <w:keepNext/>
+        <w:keepLines/>
+        <w:widowControl/>
+        <w:tabs>
+          <w:tab w:pos="5159" w:val="left"/>
+        </w:tabs>
+        <w:spacing w:after="0" w:line="240" w:lineRule="auto" w:before="0"/>
       </w:pPr>
       <w:r>
+        <w:rPr>
+          <w:rFonts w:ascii="Arial" w:hAnsi="Arial"/>
+        </w:rPr>
         <w:t>C. fulfilment</w:t>
       </w:r>
-    </w:p>
-    <w:p>
-      <w:pPr>
-        <w:spacing w:after="20"/>
-      </w:pPr>
       <w:r>
+        <w:tab/>
         <w:t>D. calling</w:t>
       </w:r>
     </w:p>
     <w:p>
       <w:pPr>
-        <w:spacing w:after="20"/>
+        <w:keepNext w:val="0"/>
+        <w:keepLines/>
+        <w:widowControl/>
+        <w:spacing w:after="0" w:line="240" w:lineRule="auto" w:before="0"/>
       </w:pPr>
       <w:r>
+        <w:rPr>
+          <w:rFonts w:ascii="Arial" w:hAnsi="Arial"/>
+        </w:rPr>
         <w:t>E. inclination</w:t>
       </w:r>
     </w:p>
     <w:p>
+      <w:pPr>
+        <w:keepNext/>
+        <w:keepLines/>
+        <w:widowControl/>
+        <w:spacing w:line="240" w:lineRule="auto" w:before="100" w:after="40"/>
+      </w:pPr>
       <w:r>
+        <w:rPr>
+          <w:rFonts w:ascii="Arial" w:hAnsi="Arial"/>
+          <w:b/>
+        </w:rPr>
         <w:t>3. Choose the expression that best fits the meaning and usage in this context.</w:t>
         <w:br/>
         <w:t>Alex enjoys his colleagues’ company, but his natural ___ is to work independently. He usually chooses tasks he can complete alone.</w:t>
@@ -172,876 +293,1509 @@
     </w:p>
     <w:p>
       <w:pPr>
-        <w:spacing w:after="20"/>
+        <w:keepNext/>
+        <w:keepLines/>
+        <w:widowControl/>
+        <w:tabs>
+          <w:tab w:pos="5159" w:val="left"/>
+        </w:tabs>
+        <w:spacing w:after="0" w:line="240" w:lineRule="auto" w:before="0"/>
       </w:pPr>
       <w:r>
+        <w:rPr>
+          <w:rFonts w:ascii="Arial" w:hAnsi="Arial"/>
+        </w:rPr>
         <w:t>A. aspiration</w:t>
       </w:r>
-    </w:p>
-    <w:p>
-      <w:pPr>
-        <w:spacing w:after="20"/>
-      </w:pPr>
       <w:r>
+        <w:tab/>
         <w:t>B. inclination</w:t>
       </w:r>
     </w:p>
     <w:p>
       <w:pPr>
-        <w:spacing w:after="20"/>
+        <w:keepNext/>
+        <w:keepLines/>
+        <w:widowControl/>
+        <w:tabs>
+          <w:tab w:pos="5159" w:val="left"/>
+        </w:tabs>
+        <w:spacing w:after="0" w:line="240" w:lineRule="auto" w:before="0"/>
       </w:pPr>
       <w:r>
+        <w:rPr>
+          <w:rFonts w:ascii="Arial" w:hAnsi="Arial"/>
+        </w:rPr>
         <w:t>C. scarcity</w:t>
       </w:r>
-    </w:p>
-    <w:p>
-      <w:pPr>
-        <w:spacing w:after="20"/>
-      </w:pPr>
       <w:r>
+        <w:tab/>
         <w:t>D. calling</w:t>
       </w:r>
     </w:p>
     <w:p>
       <w:pPr>
-        <w:spacing w:after="20"/>
+        <w:keepNext w:val="0"/>
+        <w:keepLines/>
+        <w:widowControl/>
+        <w:spacing w:after="0" w:line="240" w:lineRule="auto" w:before="0"/>
       </w:pPr>
       <w:r>
+        <w:rPr>
+          <w:rFonts w:ascii="Arial" w:hAnsi="Arial"/>
+        </w:rPr>
         <w:t>E. fulfilment</w:t>
       </w:r>
     </w:p>
     <w:p>
+      <w:pPr>
+        <w:keepNext/>
+        <w:keepLines/>
+        <w:widowControl/>
+        <w:spacing w:line="240" w:lineRule="auto" w:before="100" w:after="40"/>
+      </w:pPr>
       <w:r>
+        <w:rPr>
+          <w:rFonts w:ascii="Arial" w:hAnsi="Arial"/>
+          <w:b/>
+        </w:rPr>
         <w:t>4. The cheaper supplier is unreliable; the reliable supplier would make the project unaffordable. Choosing between them has become a real ___ for the team.</w:t>
       </w:r>
     </w:p>
     <w:p>
       <w:pPr>
-        <w:spacing w:after="20"/>
+        <w:keepNext/>
+        <w:keepLines/>
+        <w:widowControl/>
+        <w:tabs>
+          <w:tab w:pos="5159" w:val="left"/>
+        </w:tabs>
+        <w:spacing w:after="0" w:line="240" w:lineRule="auto" w:before="0"/>
       </w:pPr>
       <w:r>
+        <w:rPr>
+          <w:rFonts w:ascii="Arial" w:hAnsi="Arial"/>
+        </w:rPr>
         <w:t>A. scarcity</w:t>
       </w:r>
-    </w:p>
-    <w:p>
-      <w:pPr>
-        <w:spacing w:after="20"/>
-      </w:pPr>
       <w:r>
+        <w:tab/>
         <w:t>B. inclination</w:t>
       </w:r>
     </w:p>
     <w:p>
       <w:pPr>
-        <w:spacing w:after="20"/>
+        <w:keepNext/>
+        <w:keepLines/>
+        <w:widowControl/>
+        <w:tabs>
+          <w:tab w:pos="5159" w:val="left"/>
+        </w:tabs>
+        <w:spacing w:after="0" w:line="240" w:lineRule="auto" w:before="0"/>
       </w:pPr>
       <w:r>
+        <w:rPr>
+          <w:rFonts w:ascii="Arial" w:hAnsi="Arial"/>
+        </w:rPr>
         <w:t>C. aspiration</w:t>
       </w:r>
-    </w:p>
-    <w:p>
-      <w:pPr>
-        <w:spacing w:after="20"/>
-      </w:pPr>
       <w:r>
+        <w:tab/>
         <w:t>D. calling</w:t>
       </w:r>
     </w:p>
     <w:p>
       <w:pPr>
-        <w:spacing w:after="20"/>
+        <w:keepNext w:val="0"/>
+        <w:keepLines/>
+        <w:widowControl/>
+        <w:spacing w:after="0" w:line="240" w:lineRule="auto" w:before="0"/>
       </w:pPr>
       <w:r>
+        <w:rPr>
+          <w:rFonts w:ascii="Arial" w:hAnsi="Arial"/>
+        </w:rPr>
         <w:t>E. conundrum</w:t>
       </w:r>
     </w:p>
     <w:p>
+      <w:pPr>
+        <w:keepNext/>
+        <w:keepLines/>
+        <w:widowControl/>
+        <w:spacing w:line="240" w:lineRule="auto" w:before="100" w:after="40"/>
+      </w:pPr>
       <w:r>
+        <w:rPr>
+          <w:rFonts w:ascii="Arial" w:hAnsi="Arial"/>
+          <w:b/>
+        </w:rPr>
         <w:t>5. Which sentence uses “shadowing” correctly in meaning and usage?</w:t>
       </w:r>
     </w:p>
     <w:p>
       <w:pPr>
-        <w:spacing w:after="20"/>
+        <w:keepNext/>
+        <w:keepLines/>
+        <w:widowControl/>
+        <w:spacing w:after="0" w:line="240" w:lineRule="auto" w:before="0"/>
       </w:pPr>
       <w:r>
+        <w:rPr>
+          <w:rFonts w:ascii="Arial" w:hAnsi="Arial"/>
+        </w:rPr>
         <w:t>A. I spent the day shadowing a colleague to see how she handled customers.</w:t>
       </w:r>
     </w:p>
     <w:p>
       <w:pPr>
-        <w:spacing w:after="20"/>
+        <w:keepNext/>
+        <w:keepLines/>
+        <w:widowControl/>
+        <w:spacing w:after="0" w:line="240" w:lineRule="auto" w:before="0"/>
       </w:pPr>
       <w:r>
+        <w:rPr>
+          <w:rFonts w:ascii="Arial" w:hAnsi="Arial"/>
+        </w:rPr>
         <w:t>B. I was shadowing a colleague, so I formally evaluated her performance.</w:t>
       </w:r>
     </w:p>
     <w:p>
       <w:pPr>
-        <w:spacing w:after="20"/>
+        <w:keepNext/>
+        <w:keepLines/>
+        <w:widowControl/>
+        <w:spacing w:after="0" w:line="240" w:lineRule="auto" w:before="0"/>
       </w:pPr>
       <w:r>
+        <w:rPr>
+          <w:rFonts w:ascii="Arial" w:hAnsi="Arial"/>
+        </w:rPr>
         <w:t>C. I was shadowing a colleague, which meant I recruited her for the vacancy.</w:t>
       </w:r>
     </w:p>
     <w:p>
       <w:pPr>
-        <w:spacing w:after="20"/>
+        <w:keepNext/>
+        <w:keepLines/>
+        <w:widowControl/>
+        <w:spacing w:after="0" w:line="240" w:lineRule="auto" w:before="0"/>
       </w:pPr>
       <w:r>
+        <w:rPr>
+          <w:rFonts w:ascii="Arial" w:hAnsi="Arial"/>
+        </w:rPr>
         <w:t>D. I was shadowing a colleague, so I permanently replaced her in the team.</w:t>
       </w:r>
     </w:p>
     <w:p>
       <w:pPr>
-        <w:spacing w:after="20"/>
+        <w:keepNext w:val="0"/>
+        <w:keepLines/>
+        <w:widowControl/>
+        <w:spacing w:after="0" w:line="240" w:lineRule="auto" w:before="0"/>
       </w:pPr>
       <w:r>
+        <w:rPr>
+          <w:rFonts w:ascii="Arial" w:hAnsi="Arial"/>
+        </w:rPr>
         <w:t>E. I spent the day shadowing a colleague, which meant I trained her for her new role.</w:t>
       </w:r>
     </w:p>
     <w:p>
+      <w:pPr>
+        <w:keepNext/>
+        <w:keepLines/>
+        <w:widowControl/>
+        <w:spacing w:line="240" w:lineRule="auto" w:before="100" w:after="40"/>
+      </w:pPr>
       <w:r>
+        <w:rPr>
+          <w:rFonts w:ascii="Arial" w:hAnsi="Arial"/>
+          <w:b/>
+        </w:rPr>
         <w:t>6. Which sentence uses “entrepreneurial” correctly in meaning and usage?</w:t>
       </w:r>
     </w:p>
     <w:p>
       <w:pPr>
-        <w:spacing w:after="20"/>
+        <w:keepNext/>
+        <w:keepLines/>
+        <w:widowControl/>
+        <w:spacing w:after="0" w:line="240" w:lineRule="auto" w:before="0"/>
       </w:pPr>
       <w:r>
+        <w:rPr>
+          <w:rFonts w:ascii="Arial" w:hAnsi="Arial"/>
+        </w:rPr>
         <w:t>A. Following the existing office rules exactly showed her entrepreneurial skills.</w:t>
       </w:r>
     </w:p>
     <w:p>
       <w:pPr>
-        <w:spacing w:after="20"/>
+        <w:keepNext/>
+        <w:keepLines/>
+        <w:widowControl/>
+        <w:spacing w:after="0" w:line="240" w:lineRule="auto" w:before="0"/>
       </w:pPr>
       <w:r>
+        <w:rPr>
+          <w:rFonts w:ascii="Arial" w:hAnsi="Arial"/>
+        </w:rPr>
         <w:t>B. Filing the old records alphabetically showed her entrepreneurial skills.</w:t>
       </w:r>
     </w:p>
     <w:p>
       <w:pPr>
-        <w:spacing w:after="20"/>
+        <w:keepNext/>
+        <w:keepLines/>
+        <w:widowControl/>
+        <w:spacing w:after="0" w:line="240" w:lineRule="auto" w:before="0"/>
       </w:pPr>
       <w:r>
+        <w:rPr>
+          <w:rFonts w:ascii="Arial" w:hAnsi="Arial"/>
+        </w:rPr>
         <w:t>C. Arriving at the same time every day showed her entrepreneurial skills.</w:t>
       </w:r>
     </w:p>
     <w:p>
       <w:pPr>
-        <w:spacing w:after="20"/>
+        <w:keepNext/>
+        <w:keepLines/>
+        <w:widowControl/>
+        <w:spacing w:after="0" w:line="240" w:lineRule="auto" w:before="0"/>
       </w:pPr>
       <w:r>
+        <w:rPr>
+          <w:rFonts w:ascii="Arial" w:hAnsi="Arial"/>
+        </w:rPr>
         <w:t>D. Typing the meeting notes without mistakes showed her entrepreneurial skills.</w:t>
       </w:r>
     </w:p>
     <w:p>
       <w:pPr>
-        <w:spacing w:after="20"/>
+        <w:keepNext w:val="0"/>
+        <w:keepLines/>
+        <w:widowControl/>
+        <w:spacing w:after="0" w:line="240" w:lineRule="auto" w:before="0"/>
       </w:pPr>
       <w:r>
+        <w:rPr>
+          <w:rFonts w:ascii="Arial" w:hAnsi="Arial"/>
+        </w:rPr>
         <w:t>E. Finding a new market for the café showed her entrepreneurial skills.</w:t>
       </w:r>
     </w:p>
     <w:p>
+      <w:pPr>
+        <w:keepNext/>
+        <w:keepLines/>
+        <w:widowControl/>
+        <w:spacing w:line="240" w:lineRule="auto" w:before="100" w:after="40"/>
+      </w:pPr>
       <w:r>
+        <w:rPr>
+          <w:rFonts w:ascii="Arial" w:hAnsi="Arial"/>
+          <w:b/>
+        </w:rPr>
         <w:t>7. Which expression is natural in English?</w:t>
       </w:r>
     </w:p>
     <w:p>
       <w:pPr>
-        <w:spacing w:after="20"/>
+        <w:keepNext/>
+        <w:keepLines/>
+        <w:widowControl/>
+        <w:tabs>
+          <w:tab w:pos="5159" w:val="left"/>
+        </w:tabs>
+        <w:spacing w:after="0" w:line="240" w:lineRule="auto" w:before="0"/>
       </w:pPr>
       <w:r>
+        <w:rPr>
+          <w:rFonts w:ascii="Arial" w:hAnsi="Arial"/>
+        </w:rPr>
         <w:t>A. a good influence at</w:t>
       </w:r>
-    </w:p>
-    <w:p>
-      <w:pPr>
-        <w:spacing w:after="20"/>
-      </w:pPr>
       <w:r>
+        <w:tab/>
         <w:t>B. a good influence to</w:t>
       </w:r>
     </w:p>
     <w:p>
       <w:pPr>
-        <w:spacing w:after="20"/>
+        <w:keepNext/>
+        <w:keepLines/>
+        <w:widowControl/>
+        <w:tabs>
+          <w:tab w:pos="5159" w:val="left"/>
+        </w:tabs>
+        <w:spacing w:after="0" w:line="240" w:lineRule="auto" w:before="0"/>
       </w:pPr>
       <w:r>
+        <w:rPr>
+          <w:rFonts w:ascii="Arial" w:hAnsi="Arial"/>
+        </w:rPr>
         <w:t>C. a good influence of</w:t>
       </w:r>
-    </w:p>
-    <w:p>
-      <w:pPr>
-        <w:spacing w:after="20"/>
-      </w:pPr>
       <w:r>
+        <w:tab/>
         <w:t>D. a good influence for</w:t>
       </w:r>
     </w:p>
     <w:p>
       <w:pPr>
-        <w:spacing w:after="20"/>
+        <w:keepNext w:val="0"/>
+        <w:keepLines/>
+        <w:widowControl/>
+        <w:spacing w:after="0" w:line="240" w:lineRule="auto" w:before="0"/>
       </w:pPr>
       <w:r>
+        <w:rPr>
+          <w:rFonts w:ascii="Arial" w:hAnsi="Arial"/>
+        </w:rPr>
         <w:t>E. a good influence on</w:t>
       </w:r>
     </w:p>
     <w:p>
+      <w:pPr>
+        <w:keepNext/>
+        <w:keepLines/>
+        <w:widowControl/>
+        <w:spacing w:line="240" w:lineRule="auto" w:before="100" w:after="40"/>
+      </w:pPr>
       <w:r>
+        <w:rPr>
+          <w:rFonts w:ascii="Arial" w:hAnsi="Arial"/>
+          <w:b/>
+        </w:rPr>
         <w:t>8. Which expression is natural in English?</w:t>
       </w:r>
     </w:p>
     <w:p>
       <w:pPr>
-        <w:spacing w:after="20"/>
+        <w:keepNext/>
+        <w:keepLines/>
+        <w:widowControl/>
+        <w:tabs>
+          <w:tab w:pos="5159" w:val="left"/>
+        </w:tabs>
+        <w:spacing w:after="0" w:line="240" w:lineRule="auto" w:before="0"/>
       </w:pPr>
       <w:r>
+        <w:rPr>
+          <w:rFonts w:ascii="Arial" w:hAnsi="Arial"/>
+        </w:rPr>
         <w:t>A. do a difference</w:t>
       </w:r>
-    </w:p>
-    <w:p>
-      <w:pPr>
-        <w:spacing w:after="20"/>
-      </w:pPr>
       <w:r>
+        <w:tab/>
         <w:t>B. make a difference</w:t>
       </w:r>
     </w:p>
     <w:p>
       <w:pPr>
-        <w:spacing w:after="20"/>
+        <w:keepNext/>
+        <w:keepLines/>
+        <w:widowControl/>
+        <w:tabs>
+          <w:tab w:pos="5159" w:val="left"/>
+        </w:tabs>
+        <w:spacing w:after="0" w:line="240" w:lineRule="auto" w:before="0"/>
       </w:pPr>
       <w:r>
+        <w:rPr>
+          <w:rFonts w:ascii="Arial" w:hAnsi="Arial"/>
+        </w:rPr>
         <w:t>C. take a difference</w:t>
       </w:r>
-    </w:p>
-    <w:p>
-      <w:pPr>
-        <w:spacing w:after="20"/>
-      </w:pPr>
       <w:r>
+        <w:tab/>
         <w:t>D. have a difference</w:t>
       </w:r>
     </w:p>
     <w:p>
       <w:pPr>
-        <w:spacing w:after="20"/>
+        <w:keepNext w:val="0"/>
+        <w:keepLines/>
+        <w:widowControl/>
+        <w:spacing w:after="0" w:line="240" w:lineRule="auto" w:before="0"/>
       </w:pPr>
       <w:r>
+        <w:rPr>
+          <w:rFonts w:ascii="Arial" w:hAnsi="Arial"/>
+        </w:rPr>
         <w:t>E. give a difference</w:t>
       </w:r>
     </w:p>
     <w:p>
+      <w:pPr>
+        <w:pStyle w:val="Heading1"/>
+        <w:keepNext/>
+        <w:keepLines/>
+        <w:widowControl/>
+        <w:spacing w:line="240" w:lineRule="auto" w:before="120" w:after="60"/>
+      </w:pPr>
       <w:r>
-        <w:br w:type="page"/>
-      </w:r>
-    </w:p>
-    <w:p>
-      <w:pPr>
-        <w:pStyle w:val="Heading1"/>
-      </w:pPr>
-      <w:r>
+        <w:rPr>
+          <w:rFonts w:ascii="Arial" w:hAnsi="Arial"/>
+        </w:rPr>
         <w:t>Grammar · 9–16</w:t>
       </w:r>
     </w:p>
     <w:p>
+      <w:pPr>
+        <w:keepNext/>
+        <w:keepLines/>
+        <w:widowControl/>
+        <w:spacing w:line="240" w:lineRule="auto" w:before="100" w:after="40"/>
+      </w:pPr>
       <w:r>
+        <w:rPr>
+          <w:rFonts w:ascii="Arial" w:hAnsi="Arial"/>
+          <w:b/>
+        </w:rPr>
         <w:t>9. Choose the form that completes the sentence: She put off ___ the expensive course until she had compared the alternatives.</w:t>
       </w:r>
     </w:p>
     <w:p>
       <w:pPr>
-        <w:spacing w:after="20"/>
+        <w:keepNext/>
+        <w:keepLines/>
+        <w:widowControl/>
+        <w:tabs>
+          <w:tab w:pos="5159" w:val="left"/>
+        </w:tabs>
+        <w:spacing w:after="0" w:line="240" w:lineRule="auto" w:before="0"/>
       </w:pPr>
       <w:r>
+        <w:rPr>
+          <w:rFonts w:ascii="Arial" w:hAnsi="Arial"/>
+        </w:rPr>
         <w:t>A. enrolling on</w:t>
       </w:r>
-    </w:p>
-    <w:p>
-      <w:pPr>
-        <w:spacing w:after="20"/>
-      </w:pPr>
       <w:r>
+        <w:tab/>
         <w:t>B. enrol on</w:t>
       </w:r>
     </w:p>
     <w:p>
       <w:pPr>
-        <w:spacing w:after="20"/>
+        <w:keepNext/>
+        <w:keepLines/>
+        <w:widowControl/>
+        <w:tabs>
+          <w:tab w:pos="5159" w:val="left"/>
+        </w:tabs>
+        <w:spacing w:after="0" w:line="240" w:lineRule="auto" w:before="0"/>
       </w:pPr>
       <w:r>
+        <w:rPr>
+          <w:rFonts w:ascii="Arial" w:hAnsi="Arial"/>
+        </w:rPr>
         <w:t>C. to enrolling on</w:t>
       </w:r>
-    </w:p>
-    <w:p>
-      <w:pPr>
-        <w:spacing w:after="20"/>
-      </w:pPr>
       <w:r>
+        <w:tab/>
         <w:t>D. to enrol on</w:t>
       </w:r>
     </w:p>
     <w:p>
       <w:pPr>
-        <w:spacing w:after="20"/>
+        <w:keepNext w:val="0"/>
+        <w:keepLines/>
+        <w:widowControl/>
+        <w:spacing w:after="0" w:line="240" w:lineRule="auto" w:before="0"/>
       </w:pPr>
       <w:r>
+        <w:rPr>
+          <w:rFonts w:ascii="Arial" w:hAnsi="Arial"/>
+        </w:rPr>
         <w:t>E. having enrol on</w:t>
       </w:r>
     </w:p>
     <w:p>
+      <w:pPr>
+        <w:keepNext/>
+        <w:keepLines/>
+        <w:widowControl/>
+        <w:spacing w:line="240" w:lineRule="auto" w:before="100" w:after="40"/>
+      </w:pPr>
       <w:r>
+        <w:rPr>
+          <w:rFonts w:ascii="Arial" w:hAnsi="Arial"/>
+          <w:b/>
+        </w:rPr>
         <w:t>10. Choose the form that completes the sentence: We cannot afford ___ a decision that ignores the long-term costs.</w:t>
       </w:r>
     </w:p>
     <w:p>
       <w:pPr>
-        <w:spacing w:after="20"/>
+        <w:keepNext/>
+        <w:keepLines/>
+        <w:widowControl/>
+        <w:tabs>
+          <w:tab w:pos="5159" w:val="left"/>
+        </w:tabs>
+        <w:spacing w:after="0" w:line="240" w:lineRule="auto" w:before="0"/>
       </w:pPr>
       <w:r>
+        <w:rPr>
+          <w:rFonts w:ascii="Arial" w:hAnsi="Arial"/>
+        </w:rPr>
         <w:t>A. make</w:t>
       </w:r>
-    </w:p>
-    <w:p>
-      <w:pPr>
-        <w:spacing w:after="20"/>
-      </w:pPr>
       <w:r>
+        <w:tab/>
         <w:t>B. to making</w:t>
       </w:r>
     </w:p>
     <w:p>
       <w:pPr>
-        <w:spacing w:after="20"/>
+        <w:keepNext/>
+        <w:keepLines/>
+        <w:widowControl/>
+        <w:tabs>
+          <w:tab w:pos="5159" w:val="left"/>
+        </w:tabs>
+        <w:spacing w:after="0" w:line="240" w:lineRule="auto" w:before="0"/>
       </w:pPr>
       <w:r>
+        <w:rPr>
+          <w:rFonts w:ascii="Arial" w:hAnsi="Arial"/>
+        </w:rPr>
         <w:t>C. to make</w:t>
       </w:r>
-    </w:p>
-    <w:p>
-      <w:pPr>
-        <w:spacing w:after="20"/>
-      </w:pPr>
       <w:r>
+        <w:tab/>
         <w:t>D. having make</w:t>
       </w:r>
     </w:p>
     <w:p>
       <w:pPr>
-        <w:spacing w:after="20"/>
+        <w:keepNext w:val="0"/>
+        <w:keepLines/>
+        <w:widowControl/>
+        <w:spacing w:after="0" w:line="240" w:lineRule="auto" w:before="0"/>
       </w:pPr>
       <w:r>
+        <w:rPr>
+          <w:rFonts w:ascii="Arial" w:hAnsi="Arial"/>
+        </w:rPr>
         <w:t>E. making</w:t>
       </w:r>
     </w:p>
     <w:p>
+      <w:pPr>
+        <w:keepNext/>
+        <w:keepLines/>
+        <w:widowControl/>
+        <w:spacing w:line="240" w:lineRule="auto" w:before="100" w:after="40"/>
+      </w:pPr>
       <w:r>
+        <w:rPr>
+          <w:rFonts w:ascii="Arial" w:hAnsi="Arial"/>
+          <w:b/>
+        </w:rPr>
         <w:t>11. Choose the correct completion: She was the first applicant ___ a workable solution.</w:t>
       </w:r>
     </w:p>
     <w:p>
       <w:pPr>
-        <w:spacing w:after="20"/>
+        <w:keepNext/>
+        <w:keepLines/>
+        <w:widowControl/>
+        <w:tabs>
+          <w:tab w:pos="5159" w:val="left"/>
+        </w:tabs>
+        <w:spacing w:after="0" w:line="240" w:lineRule="auto" w:before="0"/>
       </w:pPr>
       <w:r>
+        <w:rPr>
+          <w:rFonts w:ascii="Arial" w:hAnsi="Arial"/>
+        </w:rPr>
         <w:t>A. to proposing</w:t>
       </w:r>
-    </w:p>
-    <w:p>
-      <w:pPr>
-        <w:spacing w:after="20"/>
-      </w:pPr>
       <w:r>
+        <w:tab/>
         <w:t>B. to propose</w:t>
       </w:r>
     </w:p>
     <w:p>
       <w:pPr>
-        <w:spacing w:after="20"/>
+        <w:keepNext/>
+        <w:keepLines/>
+        <w:widowControl/>
+        <w:tabs>
+          <w:tab w:pos="5159" w:val="left"/>
+        </w:tabs>
+        <w:spacing w:after="0" w:line="240" w:lineRule="auto" w:before="0"/>
       </w:pPr>
       <w:r>
+        <w:rPr>
+          <w:rFonts w:ascii="Arial" w:hAnsi="Arial"/>
+        </w:rPr>
         <w:t>C. propose</w:t>
       </w:r>
-    </w:p>
-    <w:p>
-      <w:pPr>
-        <w:spacing w:after="20"/>
-      </w:pPr>
       <w:r>
+        <w:tab/>
         <w:t>D. having propose</w:t>
       </w:r>
     </w:p>
     <w:p>
       <w:pPr>
-        <w:spacing w:after="20"/>
+        <w:keepNext w:val="0"/>
+        <w:keepLines/>
+        <w:widowControl/>
+        <w:spacing w:after="0" w:line="240" w:lineRule="auto" w:before="0"/>
       </w:pPr>
       <w:r>
+        <w:rPr>
+          <w:rFonts w:ascii="Arial" w:hAnsi="Arial"/>
+        </w:rPr>
         <w:t>E. proposing</w:t>
       </w:r>
     </w:p>
     <w:p>
+      <w:pPr>
+        <w:keepNext/>
+        <w:keepLines/>
+        <w:widowControl/>
+        <w:spacing w:line="240" w:lineRule="auto" w:before="100" w:after="40"/>
+      </w:pPr>
       <w:r>
+        <w:rPr>
+          <w:rFonts w:ascii="Arial" w:hAnsi="Arial"/>
+          <w:b/>
+        </w:rPr>
         <w:t>12. He remembered locking the office before leaving. What does this mean?</w:t>
       </w:r>
     </w:p>
     <w:p>
       <w:pPr>
-        <w:spacing w:after="20"/>
+        <w:keepNext/>
+        <w:keepLines/>
+        <w:widowControl/>
+        <w:spacing w:after="0" w:line="240" w:lineRule="auto" w:before="0"/>
       </w:pPr>
       <w:r>
+        <w:rPr>
+          <w:rFonts w:ascii="Arial" w:hAnsi="Arial"/>
+        </w:rPr>
         <w:t>A. He reminded himself to lock the office later.</w:t>
       </w:r>
     </w:p>
     <w:p>
       <w:pPr>
-        <w:spacing w:after="20"/>
+        <w:keepNext/>
+        <w:keepLines/>
+        <w:widowControl/>
+        <w:spacing w:after="0" w:line="240" w:lineRule="auto" w:before="0"/>
       </w:pPr>
       <w:r>
+        <w:rPr>
+          <w:rFonts w:ascii="Arial" w:hAnsi="Arial"/>
+        </w:rPr>
         <w:t>B. He stopped locking the office regularly.</w:t>
       </w:r>
     </w:p>
     <w:p>
       <w:pPr>
-        <w:spacing w:after="20"/>
+        <w:keepNext/>
+        <w:keepLines/>
+        <w:widowControl/>
+        <w:spacing w:after="0" w:line="240" w:lineRule="auto" w:before="0"/>
       </w:pPr>
       <w:r>
+        <w:rPr>
+          <w:rFonts w:ascii="Arial" w:hAnsi="Arial"/>
+        </w:rPr>
         <w:t>C. He arranged for another person to lock it.</w:t>
       </w:r>
     </w:p>
     <w:p>
       <w:pPr>
-        <w:spacing w:after="20"/>
+        <w:keepNext/>
+        <w:keepLines/>
+        <w:widowControl/>
+        <w:spacing w:after="0" w:line="240" w:lineRule="auto" w:before="0"/>
       </w:pPr>
       <w:r>
+        <w:rPr>
+          <w:rFonts w:ascii="Arial" w:hAnsi="Arial"/>
+        </w:rPr>
         <w:t>D. He recalled an action that had already happened.</w:t>
       </w:r>
     </w:p>
     <w:p>
       <w:pPr>
-        <w:spacing w:after="20"/>
+        <w:keepNext w:val="0"/>
+        <w:keepLines/>
+        <w:widowControl/>
+        <w:spacing w:after="0" w:line="240" w:lineRule="auto" w:before="0"/>
       </w:pPr>
       <w:r>
+        <w:rPr>
+          <w:rFonts w:ascii="Arial" w:hAnsi="Arial"/>
+        </w:rPr>
         <w:t>E. He forgot to lock the office.</w:t>
       </w:r>
     </w:p>
     <w:p>
+      <w:pPr>
+        <w:keepNext/>
+        <w:keepLines/>
+        <w:widowControl/>
+        <w:spacing w:line="240" w:lineRule="auto" w:before="100" w:after="40"/>
+      </w:pPr>
       <w:r>
+        <w:rPr>
+          <w:rFonts w:ascii="Arial" w:hAnsi="Arial"/>
+          <w:b/>
+        </w:rPr>
         <w:t>13. Choose the correct completion: If I ___ a more reliable income now, I would be less anxious about changing careers.</w:t>
       </w:r>
     </w:p>
     <w:p>
       <w:pPr>
-        <w:spacing w:after="20"/>
+        <w:keepNext/>
+        <w:keepLines/>
+        <w:widowControl/>
+        <w:tabs>
+          <w:tab w:pos="5159" w:val="left"/>
+        </w:tabs>
+        <w:spacing w:after="0" w:line="240" w:lineRule="auto" w:before="0"/>
       </w:pPr>
       <w:r>
+        <w:rPr>
+          <w:rFonts w:ascii="Arial" w:hAnsi="Arial"/>
+        </w:rPr>
         <w:t>A. would have</w:t>
       </w:r>
-    </w:p>
-    <w:p>
-      <w:pPr>
-        <w:spacing w:after="20"/>
-      </w:pPr>
       <w:r>
+        <w:tab/>
         <w:t>B. have</w:t>
       </w:r>
     </w:p>
     <w:p>
       <w:pPr>
-        <w:spacing w:after="20"/>
+        <w:keepNext/>
+        <w:keepLines/>
+        <w:widowControl/>
+        <w:tabs>
+          <w:tab w:pos="5159" w:val="left"/>
+        </w:tabs>
+        <w:spacing w:after="0" w:line="240" w:lineRule="auto" w:before="0"/>
       </w:pPr>
       <w:r>
+        <w:rPr>
+          <w:rFonts w:ascii="Arial" w:hAnsi="Arial"/>
+        </w:rPr>
         <w:t>C. had</w:t>
       </w:r>
-    </w:p>
-    <w:p>
-      <w:pPr>
-        <w:spacing w:after="20"/>
-      </w:pPr>
       <w:r>
+        <w:tab/>
         <w:t>D. had had</w:t>
       </w:r>
     </w:p>
     <w:p>
       <w:pPr>
-        <w:spacing w:after="20"/>
+        <w:keepNext w:val="0"/>
+        <w:keepLines/>
+        <w:widowControl/>
+        <w:spacing w:after="0" w:line="240" w:lineRule="auto" w:before="0"/>
       </w:pPr>
       <w:r>
+        <w:rPr>
+          <w:rFonts w:ascii="Arial" w:hAnsi="Arial"/>
+        </w:rPr>
         <w:t>E. will have</w:t>
       </w:r>
     </w:p>
     <w:p>
+      <w:pPr>
+        <w:keepNext/>
+        <w:keepLines/>
+        <w:widowControl/>
+        <w:spacing w:line="240" w:lineRule="auto" w:before="100" w:after="40"/>
+      </w:pPr>
       <w:r>
+        <w:rPr>
+          <w:rFonts w:ascii="Arial" w:hAnsi="Arial"/>
+          <w:b/>
+        </w:rPr>
         <w:t>14. Choose the correct completion: If she had read the reviews, she ___ the unsuitable product last week.</w:t>
       </w:r>
     </w:p>
     <w:p>
       <w:pPr>
-        <w:spacing w:after="20"/>
+        <w:keepNext/>
+        <w:keepLines/>
+        <w:widowControl/>
+        <w:tabs>
+          <w:tab w:pos="5159" w:val="left"/>
+        </w:tabs>
+        <w:spacing w:after="0" w:line="240" w:lineRule="auto" w:before="0"/>
       </w:pPr>
       <w:r>
+        <w:rPr>
+          <w:rFonts w:ascii="Arial" w:hAnsi="Arial"/>
+        </w:rPr>
         <w:t>A. will not have bought</w:t>
       </w:r>
-    </w:p>
-    <w:p>
-      <w:pPr>
-        <w:spacing w:after="20"/>
-      </w:pPr>
       <w:r>
+        <w:tab/>
         <w:t>B. would not buy</w:t>
       </w:r>
     </w:p>
     <w:p>
       <w:pPr>
-        <w:spacing w:after="20"/>
+        <w:keepNext/>
+        <w:keepLines/>
+        <w:widowControl/>
+        <w:tabs>
+          <w:tab w:pos="5159" w:val="left"/>
+        </w:tabs>
+        <w:spacing w:after="0" w:line="240" w:lineRule="auto" w:before="0"/>
       </w:pPr>
       <w:r>
+        <w:rPr>
+          <w:rFonts w:ascii="Arial" w:hAnsi="Arial"/>
+        </w:rPr>
         <w:t>C. did not buy</w:t>
       </w:r>
-    </w:p>
-    <w:p>
-      <w:pPr>
-        <w:spacing w:after="20"/>
-      </w:pPr>
       <w:r>
+        <w:tab/>
         <w:t>D. would not have bought</w:t>
       </w:r>
     </w:p>
     <w:p>
       <w:pPr>
-        <w:spacing w:after="20"/>
+        <w:keepNext w:val="0"/>
+        <w:keepLines/>
+        <w:widowControl/>
+        <w:spacing w:after="0" w:line="240" w:lineRule="auto" w:before="0"/>
       </w:pPr>
       <w:r>
+        <w:rPr>
+          <w:rFonts w:ascii="Arial" w:hAnsi="Arial"/>
+        </w:rPr>
         <w:t>E. had not bought</w:t>
       </w:r>
     </w:p>
     <w:p>
+      <w:pPr>
+        <w:keepNext/>
+        <w:keepLines/>
+        <w:widowControl/>
+        <w:spacing w:line="240" w:lineRule="auto" w:before="100" w:after="40"/>
+      </w:pPr>
       <w:r>
+        <w:rPr>
+          <w:rFonts w:ascii="Arial" w:hAnsi="Arial"/>
+          <w:b/>
+        </w:rPr>
         <w:t>15. Choose the sentence in which will after if expresses willingness rather than a predicted future event.</w:t>
       </w:r>
     </w:p>
     <w:p>
       <w:pPr>
-        <w:spacing w:after="20"/>
+        <w:keepNext/>
+        <w:keepLines/>
+        <w:widowControl/>
+        <w:spacing w:after="0" w:line="240" w:lineRule="auto" w:before="0"/>
       </w:pPr>
       <w:r>
+        <w:rPr>
+          <w:rFonts w:ascii="Arial" w:hAnsi="Arial"/>
+        </w:rPr>
         <w:t>A. If the price will fall tomorrow, I will buy it.</w:t>
       </w:r>
     </w:p>
     <w:p>
       <w:pPr>
-        <w:spacing w:after="20"/>
+        <w:keepNext/>
+        <w:keepLines/>
+        <w:widowControl/>
+        <w:spacing w:after="0" w:line="240" w:lineRule="auto" w:before="0"/>
       </w:pPr>
       <w:r>
+        <w:rPr>
+          <w:rFonts w:ascii="Arial" w:hAnsi="Arial"/>
+        </w:rPr>
         <w:t>B. If the delivery will arrive late, I will complain.</w:t>
       </w:r>
     </w:p>
     <w:p>
       <w:pPr>
-        <w:spacing w:after="20"/>
+        <w:keepNext/>
+        <w:keepLines/>
+        <w:widowControl/>
+        <w:spacing w:after="0" w:line="240" w:lineRule="auto" w:before="0"/>
       </w:pPr>
       <w:r>
+        <w:rPr>
+          <w:rFonts w:ascii="Arial" w:hAnsi="Arial"/>
+        </w:rPr>
         <w:t>C. If it will rain tonight, we will cancel.</w:t>
       </w:r>
     </w:p>
     <w:p>
       <w:pPr>
-        <w:spacing w:after="20"/>
+        <w:keepNext/>
+        <w:keepLines/>
+        <w:widowControl/>
+        <w:spacing w:after="0" w:line="240" w:lineRule="auto" w:before="0"/>
       </w:pPr>
       <w:r>
+        <w:rPr>
+          <w:rFonts w:ascii="Arial" w:hAnsi="Arial"/>
+        </w:rPr>
         <w:t>D. If you will wait here, I will speak to the manager.</w:t>
       </w:r>
     </w:p>
     <w:p>
       <w:pPr>
-        <w:spacing w:after="20"/>
+        <w:keepNext w:val="0"/>
+        <w:keepLines/>
+        <w:widowControl/>
+        <w:spacing w:after="0" w:line="240" w:lineRule="auto" w:before="0"/>
       </w:pPr>
       <w:r>
+        <w:rPr>
+          <w:rFonts w:ascii="Arial" w:hAnsi="Arial"/>
+        </w:rPr>
         <w:t>E. If the shop will close at six, I will go earlier.</w:t>
       </w:r>
     </w:p>
     <w:p>
+      <w:pPr>
+        <w:keepNext/>
+        <w:keepLines/>
+        <w:widowControl/>
+        <w:spacing w:line="240" w:lineRule="auto" w:before="100" w:after="40"/>
+      </w:pPr>
       <w:r>
+        <w:rPr>
+          <w:rFonts w:ascii="Arial" w:hAnsi="Arial"/>
+          <w:b/>
+        </w:rPr>
         <w:t>16. Choose the correct completion: She accepted ___ offer because it was ___ only one that included training.</w:t>
       </w:r>
     </w:p>
     <w:p>
       <w:pPr>
-        <w:spacing w:after="20"/>
+        <w:keepNext/>
+        <w:keepLines/>
+        <w:widowControl/>
+        <w:tabs>
+          <w:tab w:pos="5159" w:val="left"/>
+        </w:tabs>
+        <w:spacing w:after="0" w:line="240" w:lineRule="auto" w:before="0"/>
       </w:pPr>
       <w:r>
+        <w:rPr>
+          <w:rFonts w:ascii="Arial" w:hAnsi="Arial"/>
+        </w:rPr>
         <w:t>A. an / an</w:t>
       </w:r>
-    </w:p>
-    <w:p>
-      <w:pPr>
-        <w:spacing w:after="20"/>
-      </w:pPr>
       <w:r>
+        <w:tab/>
         <w:t>B. a / the</w:t>
       </w:r>
     </w:p>
     <w:p>
       <w:pPr>
-        <w:spacing w:after="20"/>
+        <w:keepNext/>
+        <w:keepLines/>
+        <w:widowControl/>
+        <w:tabs>
+          <w:tab w:pos="5159" w:val="left"/>
+        </w:tabs>
+        <w:spacing w:after="0" w:line="240" w:lineRule="auto" w:before="0"/>
       </w:pPr>
       <w:r>
+        <w:rPr>
+          <w:rFonts w:ascii="Arial" w:hAnsi="Arial"/>
+        </w:rPr>
         <w:t>C. an / the</w:t>
       </w:r>
-    </w:p>
-    <w:p>
-      <w:pPr>
-        <w:spacing w:after="20"/>
-      </w:pPr>
       <w:r>
+        <w:tab/>
         <w:t>D. the / an</w:t>
       </w:r>
     </w:p>
     <w:p>
       <w:pPr>
-        <w:spacing w:after="20"/>
+        <w:keepNext w:val="0"/>
+        <w:keepLines/>
+        <w:widowControl/>
+        <w:spacing w:after="0" w:line="240" w:lineRule="auto" w:before="0"/>
       </w:pPr>
       <w:r>
+        <w:rPr>
+          <w:rFonts w:ascii="Arial" w:hAnsi="Arial"/>
+        </w:rPr>
         <w:t>E. the / a</w:t>
       </w:r>
     </w:p>
     <w:p>
+      <w:pPr>
+        <w:pStyle w:val="Heading1"/>
+        <w:keepNext/>
+        <w:keepLines/>
+        <w:widowControl/>
+        <w:spacing w:line="240" w:lineRule="auto" w:before="120" w:after="60"/>
+      </w:pPr>
       <w:r>
-        <w:br w:type="page"/>
-      </w:r>
-    </w:p>
-    <w:p>
-      <w:pPr>
-        <w:pStyle w:val="Heading1"/>
-      </w:pPr>
-      <w:r>
+        <w:rPr>
+          <w:rFonts w:ascii="Arial" w:hAnsi="Arial"/>
+        </w:rPr>
         <w:t>Group-specific vocabulary · 17–20</w:t>
       </w:r>
     </w:p>
     <w:p>
+      <w:pPr>
+        <w:keepNext/>
+        <w:keepLines/>
+        <w:widowControl/>
+        <w:spacing w:line="240" w:lineRule="auto" w:before="100" w:after="40"/>
+      </w:pPr>
       <w:r>
+        <w:rPr>
+          <w:rFonts w:ascii="Arial" w:hAnsi="Arial"/>
+          <w:b/>
+        </w:rPr>
         <w:t>17. Which sentence uses “barista” correctly in meaning and usage?</w:t>
       </w:r>
     </w:p>
     <w:p>
       <w:pPr>
-        <w:spacing w:after="20"/>
+        <w:keepNext/>
+        <w:keepLines/>
+        <w:widowControl/>
+        <w:spacing w:after="0" w:line="240" w:lineRule="auto" w:before="0"/>
       </w:pPr>
       <w:r>
+        <w:rPr>
+          <w:rFonts w:ascii="Arial" w:hAnsi="Arial"/>
+        </w:rPr>
         <w:t>A. The barista designed the café’s building as his main job.</w:t>
       </w:r>
     </w:p>
     <w:p>
       <w:pPr>
-        <w:spacing w:after="20"/>
+        <w:keepNext/>
+        <w:keepLines/>
+        <w:widowControl/>
+        <w:spacing w:after="0" w:line="240" w:lineRule="auto" w:before="0"/>
       </w:pPr>
       <w:r>
+        <w:rPr>
+          <w:rFonts w:ascii="Arial" w:hAnsi="Arial"/>
+        </w:rPr>
         <w:t>B. The barista adjusted the grinder and prepared the espresso.</w:t>
       </w:r>
     </w:p>
     <w:p>
       <w:pPr>
-        <w:spacing w:after="20"/>
+        <w:keepNext/>
+        <w:keepLines/>
+        <w:widowControl/>
+        <w:spacing w:after="0" w:line="240" w:lineRule="auto" w:before="0"/>
       </w:pPr>
       <w:r>
+        <w:rPr>
+          <w:rFonts w:ascii="Arial" w:hAnsi="Arial"/>
+        </w:rPr>
         <w:t>C. The barista represented the café in court as her main job.</w:t>
       </w:r>
     </w:p>
     <w:p>
       <w:pPr>
-        <w:spacing w:after="20"/>
+        <w:keepNext/>
+        <w:keepLines/>
+        <w:widowControl/>
+        <w:spacing w:after="0" w:line="240" w:lineRule="auto" w:before="0"/>
       </w:pPr>
       <w:r>
+        <w:rPr>
+          <w:rFonts w:ascii="Arial" w:hAnsi="Arial"/>
+        </w:rPr>
         <w:t>D. The barista approved the restaurant’s annual accounts.</w:t>
       </w:r>
     </w:p>
     <w:p>
       <w:pPr>
-        <w:spacing w:after="20"/>
+        <w:keepNext w:val="0"/>
+        <w:keepLines/>
+        <w:widowControl/>
+        <w:spacing w:after="0" w:line="240" w:lineRule="auto" w:before="0"/>
       </w:pPr>
       <w:r>
+        <w:rPr>
+          <w:rFonts w:ascii="Arial" w:hAnsi="Arial"/>
+        </w:rPr>
         <w:t>E. The barista repaired the café’s plumbing as her main job.</w:t>
       </w:r>
     </w:p>
     <w:p>
+      <w:pPr>
+        <w:keepNext/>
+        <w:keepLines/>
+        <w:widowControl/>
+        <w:spacing w:line="240" w:lineRule="auto" w:before="100" w:after="40"/>
+      </w:pPr>
       <w:r>
+        <w:rPr>
+          <w:rFonts w:ascii="Arial" w:hAnsi="Arial"/>
+          <w:b/>
+        </w:rPr>
         <w:t>18. Which sentence uses “refund” correctly in meaning and usage?</w:t>
       </w:r>
     </w:p>
     <w:p>
       <w:pPr>
-        <w:spacing w:after="20"/>
+        <w:keepNext/>
+        <w:keepLines/>
+        <w:widowControl/>
+        <w:spacing w:after="0" w:line="240" w:lineRule="auto" w:before="0"/>
       </w:pPr>
       <w:r>
+        <w:rPr>
+          <w:rFonts w:ascii="Arial" w:hAnsi="Arial"/>
+        </w:rPr>
         <w:t>A. The shop gave me a refund, returning the money I had paid.</w:t>
       </w:r>
     </w:p>
     <w:p>
       <w:pPr>
-        <w:spacing w:after="20"/>
+        <w:keepNext/>
+        <w:keepLines/>
+        <w:widowControl/>
+        <w:spacing w:after="0" w:line="240" w:lineRule="auto" w:before="0"/>
       </w:pPr>
       <w:r>
+        <w:rPr>
+          <w:rFonts w:ascii="Arial" w:hAnsi="Arial"/>
+        </w:rPr>
         <w:t>B. The shop gave me a refund by accepting a deposit before the purchase.</w:t>
       </w:r>
     </w:p>
     <w:p>
       <w:pPr>
-        <w:spacing w:after="20"/>
+        <w:keepNext/>
+        <w:keepLines/>
+        <w:widowControl/>
+        <w:spacing w:after="0" w:line="240" w:lineRule="auto" w:before="0"/>
       </w:pPr>
       <w:r>
+        <w:rPr>
+          <w:rFonts w:ascii="Arial" w:hAnsi="Arial"/>
+        </w:rPr>
         <w:t>C. The shop gave me a refund by charging a fee for delivery.</w:t>
       </w:r>
     </w:p>
     <w:p>
       <w:pPr>
-        <w:spacing w:after="20"/>
+        <w:keepNext/>
+        <w:keepLines/>
+        <w:widowControl/>
+        <w:spacing w:after="0" w:line="240" w:lineRule="auto" w:before="0"/>
       </w:pPr>
       <w:r>
+        <w:rPr>
+          <w:rFonts w:ascii="Arial" w:hAnsi="Arial"/>
+        </w:rPr>
         <w:t>D. The shop gave me a refund by lending me money to buy a flat.</w:t>
       </w:r>
     </w:p>
     <w:p>
       <w:pPr>
-        <w:spacing w:after="20"/>
+        <w:keepNext w:val="0"/>
+        <w:keepLines/>
+        <w:widowControl/>
+        <w:spacing w:after="0" w:line="240" w:lineRule="auto" w:before="0"/>
       </w:pPr>
       <w:r>
+        <w:rPr>
+          <w:rFonts w:ascii="Arial" w:hAnsi="Arial"/>
+        </w:rPr>
         <w:t>E. The shop gave me a refund by reducing the price before I bought anything.</w:t>
       </w:r>
     </w:p>
     <w:p>
+      <w:pPr>
+        <w:keepNext/>
+        <w:keepLines/>
+        <w:widowControl/>
+        <w:spacing w:line="240" w:lineRule="auto" w:before="100" w:after="40"/>
+      </w:pPr>
       <w:r>
+        <w:rPr>
+          <w:rFonts w:ascii="Arial" w:hAnsi="Arial"/>
+          <w:b/>
+        </w:rPr>
         <w:t>19. Which sentence uses “cohesion” correctly in meaning and usage?</w:t>
       </w:r>
     </w:p>
     <w:p>
       <w:pPr>
-        <w:spacing w:after="20"/>
+        <w:keepNext/>
+        <w:keepLines/>
+        <w:widowControl/>
+        <w:spacing w:after="0" w:line="240" w:lineRule="auto" w:before="0"/>
       </w:pPr>
       <w:r>
+        <w:rPr>
+          <w:rFonts w:ascii="Arial" w:hAnsi="Arial"/>
+        </w:rPr>
         <w:t>A. Adding more advanced words automatically ensured cohesion even though no sentences were linked.</w:t>
       </w:r>
     </w:p>
     <w:p>
       <w:pPr>
-        <w:spacing w:after="20"/>
+        <w:keepNext/>
+        <w:keepLines/>
+        <w:widowControl/>
+        <w:spacing w:after="0" w:line="240" w:lineRule="auto" w:before="0"/>
       </w:pPr>
       <w:r>
+        <w:rPr>
+          <w:rFonts w:ascii="Arial" w:hAnsi="Arial"/>
+        </w:rPr>
         <w:t>B. Making the writer’s opinion more original improved cohesion without changing any sentence links.</w:t>
       </w:r>
     </w:p>
     <w:p>
       <w:pPr>
-        <w:spacing w:after="20"/>
+        <w:keepNext/>
+        <w:keepLines/>
+        <w:widowControl/>
+        <w:spacing w:after="0" w:line="240" w:lineRule="auto" w:before="0"/>
       </w:pPr>
       <w:r>
+        <w:rPr>
+          <w:rFonts w:ascii="Arial" w:hAnsi="Arial"/>
+        </w:rPr>
         <w:t>C. Adding clear pronoun references and linking expressions improved the text’s cohesion.</w:t>
       </w:r>
     </w:p>
     <w:p>
       <w:pPr>
-        <w:spacing w:after="20"/>
+        <w:keepNext/>
+        <w:keepLines/>
+        <w:widowControl/>
+        <w:spacing w:after="0" w:line="240" w:lineRule="auto" w:before="0"/>
       </w:pPr>
       <w:r>
+        <w:rPr>
+          <w:rFonts w:ascii="Arial" w:hAnsi="Arial"/>
+        </w:rPr>
         <w:t>D. Correcting the essay’s contradictory conclusion improved its cohesion, without changing how its sentences were linked.</w:t>
       </w:r>
     </w:p>
     <w:p>
       <w:pPr>
-        <w:spacing w:after="20"/>
+        <w:keepNext w:val="0"/>
+        <w:keepLines/>
+        <w:widowControl/>
+        <w:spacing w:after="0" w:line="240" w:lineRule="auto" w:before="0"/>
       </w:pPr>
       <w:r>
+        <w:rPr>
+          <w:rFonts w:ascii="Arial" w:hAnsi="Arial"/>
+        </w:rPr>
         <w:t>E. Printing the essay in a larger font improved its cohesion.</w:t>
       </w:r>
     </w:p>
     <w:p>
+      <w:pPr>
+        <w:keepNext/>
+        <w:keepLines/>
+        <w:widowControl/>
+        <w:spacing w:line="240" w:lineRule="auto" w:before="100" w:after="40"/>
+      </w:pPr>
       <w:r>
+        <w:rPr>
+          <w:rFonts w:ascii="Arial" w:hAnsi="Arial"/>
+          <w:b/>
+        </w:rPr>
         <w:t>20. Which sentence uses “coherence” correctly in meaning and usage?</w:t>
       </w:r>
     </w:p>
     <w:p>
       <w:pPr>
-        <w:spacing w:after="20"/>
+        <w:keepNext/>
+        <w:keepLines/>
+        <w:widowControl/>
+        <w:spacing w:after="0" w:line="240" w:lineRule="auto" w:before="0"/>
       </w:pPr>
       <w:r>
+        <w:rPr>
+          <w:rFonts w:ascii="Arial" w:hAnsi="Arial"/>
+        </w:rPr>
         <w:t>A. Removing the contradiction between the argument and conclusion improved coherence.</w:t>
       </w:r>
     </w:p>
     <w:p>
       <w:pPr>
-        <w:spacing w:after="20"/>
+        <w:keepNext/>
+        <w:keepLines/>
+        <w:widowControl/>
+        <w:spacing w:after="0" w:line="240" w:lineRule="auto" w:before="0"/>
       </w:pPr>
       <w:r>
+        <w:rPr>
+          <w:rFonts w:ascii="Arial" w:hAnsi="Arial"/>
+        </w:rPr>
         <w:t>B. Adding random linking words ensured coherence even though the argument still contradicted itself.</w:t>
       </w:r>
     </w:p>
     <w:p>
       <w:pPr>
-        <w:spacing w:after="20"/>
+        <w:keepNext/>
+        <w:keepLines/>
+        <w:widowControl/>
+        <w:spacing w:after="0" w:line="240" w:lineRule="auto" w:before="0"/>
       </w:pPr>
       <w:r>
+        <w:rPr>
+          <w:rFonts w:ascii="Arial" w:hAnsi="Arial"/>
+        </w:rPr>
         <w:t>C. Increasing the font size improved the argument’s coherence.</w:t>
       </w:r>
     </w:p>
     <w:p>
       <w:pPr>
-        <w:spacing w:after="20"/>
+        <w:keepNext/>
+        <w:keepLines/>
+        <w:widowControl/>
+        <w:spacing w:after="0" w:line="240" w:lineRule="auto" w:before="0"/>
       </w:pPr>
       <w:r>
+        <w:rPr>
+          <w:rFonts w:ascii="Arial" w:hAnsi="Arial"/>
+        </w:rPr>
         <w:t>D. Adding longer words ensured coherence without correcting the contradictory argument.</w:t>
       </w:r>
     </w:p>
     <w:p>
       <w:pPr>
-        <w:spacing w:after="20"/>
+        <w:keepNext w:val="0"/>
+        <w:keepLines/>
+        <w:widowControl/>
+        <w:spacing w:after="0" w:line="240" w:lineRule="auto" w:before="0"/>
       </w:pPr>
       <w:r>
+        <w:rPr>
+          <w:rFonts w:ascii="Arial" w:hAnsi="Arial"/>
+        </w:rPr>
         <w:t>E. Replacing every noun with a pronoun ensured coherence even though the argument remained illogical.</w:t>
       </w:r>
     </w:p>
     <w:p>
       <w:pPr>
         <w:pStyle w:val="Heading1"/>
+        <w:keepNext/>
+        <w:keepLines/>
+        <w:widowControl/>
+        <w:spacing w:line="240" w:lineRule="auto" w:before="120" w:after="60"/>
       </w:pPr>
       <w:r>
+        <w:rPr>
+          <w:rFonts w:ascii="Arial" w:hAnsi="Arial"/>
+        </w:rPr>
         <w:t>Essay · about 250 words</w:t>
       </w:r>
     </w:p>
     <w:p>
+      <w:pPr>
+        <w:keepLines/>
+        <w:widowControl/>
+        <w:spacing w:line="240" w:lineRule="auto" w:before="0" w:after="40"/>
+      </w:pPr>
       <w:r>
+        <w:rPr>
+          <w:rFonts w:ascii="Arial" w:hAnsi="Arial"/>
+        </w:rPr>
         <w:t>Choose ONE topic. Write about 250 words (recommended range: 225–275). Consider both perspectives, support your ideas with examples and give a reasoned conclusion. Use your own words. Do not use AI or copy task sentences or the reading preview. General or invented examples are welcome; personal disclosure is not required.</w:t>
       </w:r>
     </w:p>
     <w:p>
+      <w:pPr>
+        <w:keepNext w:val="0"/>
+        <w:keepLines/>
+        <w:widowControl/>
+        <w:spacing w:line="240" w:lineRule="auto" w:before="100" w:after="40"/>
+      </w:pPr>
       <w:r>
+        <w:rPr>
+          <w:rFonts w:ascii="Arial" w:hAnsi="Arial"/>
+        </w:rPr>
         <w:t>1. Meaningful work matters more than a high salary. To what extent do you agree?</w:t>
       </w:r>
     </w:p>
     <w:p>
+      <w:pPr>
+        <w:keepNext w:val="0"/>
+        <w:keepLines/>
+        <w:widowControl/>
+        <w:spacing w:line="240" w:lineRule="auto" w:before="100" w:after="40"/>
+      </w:pPr>
       <w:r>
+        <w:rPr>
+          <w:rFonts w:ascii="Arial" w:hAnsi="Arial"/>
+        </w:rPr>
         <w:t>2. Having more choices does not always make people happier. Discuss the advantages and disadvantages of a wide range of choices.</w:t>
       </w:r>
     </w:p>
     <w:p>
+      <w:pPr>
+        <w:keepNext w:val="0"/>
+        <w:keepLines/>
+        <w:widowControl/>
+        <w:spacing w:line="240" w:lineRule="auto" w:before="100" w:after="40"/>
+      </w:pPr>
       <w:r>
+        <w:rPr>
+          <w:rFonts w:ascii="Arial" w:hAnsi="Arial"/>
+        </w:rPr>
         <w:t>3. Companies should take responsibility for encouraging impulsive purchases. To what extent do you agree?</w:t>
       </w:r>
     </w:p>
     <w:p>
+      <w:pPr>
+        <w:keepNext w:val="0"/>
+        <w:keepLines/>
+        <w:widowControl/>
+        <w:spacing w:line="240" w:lineRule="auto" w:before="100" w:after="40"/>
+      </w:pPr>
       <w:r>
+        <w:rPr>
+          <w:rFonts w:ascii="Arial" w:hAnsi="Arial"/>
+        </w:rPr>
         <w:t>4. Paying people for small favours can damage relationships. Discuss both perspectives.</w:t>
       </w:r>
     </w:p>
     <w:p>
+      <w:pPr>
+        <w:keepLines/>
+        <w:widowControl/>
+        <w:spacing w:line="240" w:lineRule="auto" w:before="0" w:after="40"/>
+      </w:pPr>
       <w:r>
+        <w:rPr>
+          <w:rFonts w:ascii="Arial" w:hAnsi="Arial"/>
+        </w:rPr>
         <w:t>Write your essay on the separate essay sheet. Only the research participation box may be filled in on this question paper; use ZipGrade for answers 1–20.</w:t>
       </w:r>
     </w:p>
     <w:sectPr>
       <w:pgSz w:w="11906" w:h="16838"/>
-      <w:pgMar w:top="737" w:right="907" w:bottom="737" w:left="907" w:header="720" w:footer="720" w:gutter="0"/>
+      <w:pgMar w:top="652" w:right="709" w:bottom="652" w:left="709" w:header="283" w:footer="283" w:gutter="0"/>
       <w:cols w:space="720"/>
       <w:docGrid w:linePitch="360"/>
     </w:sectPr>
@@ -1413,11 +2167,11 @@
     <w:qFormat/>
     <w:rsid w:val="00FC693F"/>
     <w:pPr>
-      <w:spacing w:after="100"/>
+      <w:spacing w:after="40" w:line="240" w:lineRule="auto"/>
     </w:pPr>
     <w:rPr>
-      <w:rFonts w:ascii="Calibri" w:hAnsi="Calibri"/>
-      <w:sz w:val="21"/>
+      <w:rFonts w:ascii="Arial" w:hAnsi="Arial"/>
+      <w:sz w:val="22"/>
     </w:rPr>
   </w:style>
   <w:style w:type="paragraph" w:styleId="Header">
@@ -1475,15 +2229,15 @@
     <w:pPr>
       <w:keepNext/>
       <w:keepLines/>
-      <w:spacing w:before="480" w:after="0"/>
+      <w:spacing w:before="120" w:after="60"/>
       <w:outlineLvl w:val="0"/>
     </w:pPr>
     <w:rPr>
-      <w:rFonts w:asciiTheme="majorHAnsi" w:eastAsiaTheme="majorEastAsia" w:hAnsiTheme="majorHAnsi" w:cstheme="majorBidi"/>
+      <w:rFonts w:asciiTheme="majorHAnsi" w:eastAsiaTheme="majorEastAsia" w:hAnsiTheme="majorHAnsi" w:cstheme="majorBidi" w:ascii="Arial" w:hAnsi="Arial"/>
       <w:b/>
       <w:bCs/>
       <w:color w:val="365F91" w:themeColor="accent1" w:themeShade="BF"/>
-      <w:sz w:val="28"/>
+      <w:sz w:val="23"/>
       <w:szCs w:val="28"/>
     </w:rPr>
   </w:style>
@@ -1499,15 +2253,15 @@
     <w:pPr>
       <w:keepNext/>
       <w:keepLines/>
-      <w:spacing w:before="200" w:after="0"/>
+      <w:spacing w:before="120" w:after="60"/>
       <w:outlineLvl w:val="1"/>
     </w:pPr>
     <w:rPr>
-      <w:rFonts w:asciiTheme="majorHAnsi" w:eastAsiaTheme="majorEastAsia" w:hAnsiTheme="majorHAnsi" w:cstheme="majorBidi"/>
+      <w:rFonts w:asciiTheme="majorHAnsi" w:eastAsiaTheme="majorEastAsia" w:hAnsiTheme="majorHAnsi" w:cstheme="majorBidi" w:ascii="Arial" w:hAnsi="Arial"/>
       <w:b/>
       <w:bCs/>
       <w:color w:val="4F81BD" w:themeColor="accent1"/>
-      <w:sz w:val="26"/>
+      <w:sz w:val="22"/>
       <w:szCs w:val="26"/>
     </w:rPr>
   </w:style>
@@ -1764,15 +2518,15 @@
       <w:pBdr>
         <w:bottom w:val="single" w:sz="8" w:space="4" w:color="4F81BD" w:themeColor="accent1"/>
       </w:pBdr>
-      <w:spacing w:after="300" w:line="240" w:lineRule="auto"/>
+      <w:spacing w:after="60" w:line="240" w:lineRule="auto" w:before="120"/>
       <w:contextualSpacing/>
     </w:pPr>
     <w:rPr>
-      <w:rFonts w:asciiTheme="majorHAnsi" w:eastAsiaTheme="majorEastAsia" w:hAnsiTheme="majorHAnsi" w:cstheme="majorBidi"/>
+      <w:rFonts w:asciiTheme="majorHAnsi" w:eastAsiaTheme="majorEastAsia" w:hAnsiTheme="majorHAnsi" w:cstheme="majorBidi" w:ascii="Arial" w:hAnsi="Arial"/>
       <w:color w:val="17365D" w:themeColor="text2" w:themeShade="BF"/>
       <w:spacing w:val="5"/>
       <w:kern w:val="28"/>
-      <w:sz w:val="52"/>
+      <w:sz w:val="30"/>
       <w:szCs w:val="52"/>
     </w:rPr>
   </w:style>

--- a/frontend/templates/Revision-Unit-7-Group-216-paper.docx
+++ b/frontend/templates/Revision-Unit-7-Group-216-paper.docx
@@ -162,6 +162,9 @@
         <w:t>A. inclination</w:t>
       </w:r>
       <w:r>
+        <w:rPr>
+          <w:rFonts w:ascii="Arial" w:hAnsi="Arial"/>
+        </w:rPr>
         <w:tab/>
         <w:t>B. aspiration</w:t>
       </w:r>
@@ -183,6 +186,9 @@
         <w:t>C. scarcity</w:t>
       </w:r>
       <w:r>
+        <w:rPr>
+          <w:rFonts w:ascii="Arial" w:hAnsi="Arial"/>
+        </w:rPr>
         <w:tab/>
         <w:t>D. calling</w:t>
       </w:r>
@@ -235,6 +241,9 @@
         <w:t>A. aspiration</w:t>
       </w:r>
       <w:r>
+        <w:rPr>
+          <w:rFonts w:ascii="Arial" w:hAnsi="Arial"/>
+        </w:rPr>
         <w:tab/>
         <w:t>B. conundrum</w:t>
       </w:r>
@@ -256,6 +265,9 @@
         <w:t>C. fulfilment</w:t>
       </w:r>
       <w:r>
+        <w:rPr>
+          <w:rFonts w:ascii="Arial" w:hAnsi="Arial"/>
+        </w:rPr>
         <w:tab/>
         <w:t>D. calling</w:t>
       </w:r>
@@ -308,6 +320,9 @@
         <w:t>A. aspiration</w:t>
       </w:r>
       <w:r>
+        <w:rPr>
+          <w:rFonts w:ascii="Arial" w:hAnsi="Arial"/>
+        </w:rPr>
         <w:tab/>
         <w:t>B. inclination</w:t>
       </w:r>
@@ -329,6 +344,9 @@
         <w:t>C. scarcity</w:t>
       </w:r>
       <w:r>
+        <w:rPr>
+          <w:rFonts w:ascii="Arial" w:hAnsi="Arial"/>
+        </w:rPr>
         <w:tab/>
         <w:t>D. calling</w:t>
       </w:r>
@@ -379,6 +397,9 @@
         <w:t>A. scarcity</w:t>
       </w:r>
       <w:r>
+        <w:rPr>
+          <w:rFonts w:ascii="Arial" w:hAnsi="Arial"/>
+        </w:rPr>
         <w:tab/>
         <w:t>B. inclination</w:t>
       </w:r>
@@ -400,6 +421,9 @@
         <w:t>C. aspiration</w:t>
       </w:r>
       <w:r>
+        <w:rPr>
+          <w:rFonts w:ascii="Arial" w:hAnsi="Arial"/>
+        </w:rPr>
         <w:tab/>
         <w:t>D. calling</w:t>
       </w:r>
@@ -600,7 +624,7 @@
           <w:rFonts w:ascii="Arial" w:hAnsi="Arial"/>
           <w:b/>
         </w:rPr>
-        <w:t>7. Which expression is natural in English?</w:t>
+        <w:t>7. A trainee began checking facts carefully and treating customers more patiently after working with an experienced colleague who modelled these habits. Which expression describes the colleague’s role?</w:t>
       </w:r>
     </w:p>
     <w:p>
@@ -617,11 +641,9 @@
         <w:rPr>
           <w:rFonts w:ascii="Arial" w:hAnsi="Arial"/>
         </w:rPr>
-        <w:t>A. a good influence at</w:t>
-      </w:r>
-      <w:r>
+        <w:t>A. a ripple effect of</w:t>
         <w:tab/>
-        <w:t>B. a good influence to</w:t>
+        <w:t>B. a calling to</w:t>
       </w:r>
     </w:p>
     <w:p>
@@ -638,11 +660,9 @@
         <w:rPr>
           <w:rFonts w:ascii="Arial" w:hAnsi="Arial"/>
         </w:rPr>
-        <w:t>C. a good influence of</w:t>
-      </w:r>
-      <w:r>
+        <w:t>C. a yardstick for</w:t>
         <w:tab/>
-        <w:t>D. a good influence for</w:t>
+        <w:t>D. a scarcity of</w:t>
       </w:r>
     </w:p>
     <w:p>
@@ -671,7 +691,7 @@
           <w:rFonts w:ascii="Arial" w:hAnsi="Arial"/>
           <w:b/>
         </w:rPr>
-        <w:t>8. Which expression is natural in English?</w:t>
+        <w:t>8. A small change to the bus timetable meant that dozens of workers could finally reach their shifts on time. Which expression describes the practical impact of the change?</w:t>
       </w:r>
     </w:p>
     <w:p>
@@ -688,9 +708,7 @@
         <w:rPr>
           <w:rFonts w:ascii="Arial" w:hAnsi="Arial"/>
         </w:rPr>
-        <w:t>A. do a difference</w:t>
-      </w:r>
-      <w:r>
+        <w:t>A. find a calling</w:t>
         <w:tab/>
         <w:t>B. make a difference</w:t>
       </w:r>
@@ -709,11 +727,9 @@
         <w:rPr>
           <w:rFonts w:ascii="Arial" w:hAnsi="Arial"/>
         </w:rPr>
-        <w:t>C. take a difference</w:t>
-      </w:r>
-      <w:r>
+        <w:t>C. take pleasure in</w:t>
         <w:tab/>
-        <w:t>D. have a difference</w:t>
+        <w:t>D. act on a whim</w:t>
       </w:r>
     </w:p>
     <w:p>
@@ -727,7 +743,7 @@
         <w:rPr>
           <w:rFonts w:ascii="Arial" w:hAnsi="Arial"/>
         </w:rPr>
-        <w:t>E. give a difference</w:t>
+        <w:t>E. sweeten the deal</w:t>
       </w:r>
     </w:p>
     <w:p>
@@ -777,6 +793,9 @@
         <w:t>A. enrolling on</w:t>
       </w:r>
       <w:r>
+        <w:rPr>
+          <w:rFonts w:ascii="Arial" w:hAnsi="Arial"/>
+        </w:rPr>
         <w:tab/>
         <w:t>B. enrol on</w:t>
       </w:r>
@@ -798,6 +817,9 @@
         <w:t>C. to enrolling on</w:t>
       </w:r>
       <w:r>
+        <w:rPr>
+          <w:rFonts w:ascii="Arial" w:hAnsi="Arial"/>
+        </w:rPr>
         <w:tab/>
         <w:t>D. to enrol on</w:t>
       </w:r>
@@ -848,6 +870,9 @@
         <w:t>A. make</w:t>
       </w:r>
       <w:r>
+        <w:rPr>
+          <w:rFonts w:ascii="Arial" w:hAnsi="Arial"/>
+        </w:rPr>
         <w:tab/>
         <w:t>B. to making</w:t>
       </w:r>
@@ -869,6 +894,9 @@
         <w:t>C. to make</w:t>
       </w:r>
       <w:r>
+        <w:rPr>
+          <w:rFonts w:ascii="Arial" w:hAnsi="Arial"/>
+        </w:rPr>
         <w:tab/>
         <w:t>D. having make</w:t>
       </w:r>
@@ -919,6 +947,9 @@
         <w:t>A. to proposing</w:t>
       </w:r>
       <w:r>
+        <w:rPr>
+          <w:rFonts w:ascii="Arial" w:hAnsi="Arial"/>
+        </w:rPr>
         <w:tab/>
         <w:t>B. to propose</w:t>
       </w:r>
@@ -940,6 +971,9 @@
         <w:t>C. propose</w:t>
       </w:r>
       <w:r>
+        <w:rPr>
+          <w:rFonts w:ascii="Arial" w:hAnsi="Arial"/>
+        </w:rPr>
         <w:tab/>
         <w:t>D. having propose</w:t>
       </w:r>
@@ -1075,6 +1109,9 @@
         <w:t>A. would have</w:t>
       </w:r>
       <w:r>
+        <w:rPr>
+          <w:rFonts w:ascii="Arial" w:hAnsi="Arial"/>
+        </w:rPr>
         <w:tab/>
         <w:t>B. have</w:t>
       </w:r>
@@ -1096,6 +1133,9 @@
         <w:t>C. had</w:t>
       </w:r>
       <w:r>
+        <w:rPr>
+          <w:rFonts w:ascii="Arial" w:hAnsi="Arial"/>
+        </w:rPr>
         <w:tab/>
         <w:t>D. had had</w:t>
       </w:r>
@@ -1146,6 +1186,9 @@
         <w:t>A. will not have bought</w:t>
       </w:r>
       <w:r>
+        <w:rPr>
+          <w:rFonts w:ascii="Arial" w:hAnsi="Arial"/>
+        </w:rPr>
         <w:tab/>
         <w:t>B. would not buy</w:t>
       </w:r>
@@ -1167,6 +1210,9 @@
         <w:t>C. did not buy</w:t>
       </w:r>
       <w:r>
+        <w:rPr>
+          <w:rFonts w:ascii="Arial" w:hAnsi="Arial"/>
+        </w:rPr>
         <w:tab/>
         <w:t>D. would not have bought</w:t>
       </w:r>
@@ -1302,6 +1348,9 @@
         <w:t>A. an / an</w:t>
       </w:r>
       <w:r>
+        <w:rPr>
+          <w:rFonts w:ascii="Arial" w:hAnsi="Arial"/>
+        </w:rPr>
         <w:tab/>
         <w:t>B. a / the</w:t>
       </w:r>
@@ -1323,6 +1372,9 @@
         <w:t>C. an / the</w:t>
       </w:r>
       <w:r>
+        <w:rPr>
+          <w:rFonts w:ascii="Arial" w:hAnsi="Arial"/>
+        </w:rPr>
         <w:tab/>
         <w:t>D. the / an</w:t>
       </w:r>

--- a/frontend/templates/Revision-Unit-7-Group-216-paper.docx
+++ b/frontend/templates/Revision-Unit-7-Group-216-paper.docx
@@ -1773,7 +1773,7 @@
         <w:rPr>
           <w:rFonts w:ascii="Arial" w:hAnsi="Arial"/>
         </w:rPr>
-        <w:t>Choose ONE topic. Write about 250 words (recommended range: 225–275). Consider both perspectives, support your ideas with examples and give a reasoned conclusion. Use your own words. Do not use AI or copy task sentences or the reading preview. General or invented examples are welcome; personal disclosure is not required.</w:t>
+        <w:t>Choose ONE topic. Write about 250 words (recommended range: 225–275). Consider both perspectives, support your ideas with examples and give a reasoned conclusion. Use your own words. Do not use AI or copy task sentences or the reading preview. General or invented examples are welcome; personal disclosure is not required. Use vocabulary and grammar constructions studied in your group, naturally and appropriately.</w:t>
       </w:r>
     </w:p>
     <w:p>
